--- a/edu-website-builder/assets/Needs-Assessment-Form.docx
+++ b/edu-website-builder/assets/Needs-Assessment-Form.docx
@@ -195,7 +195,7 @@
         <w:t>Short name / abbreviation</w:t>
       </w:r>
       <w:r>
-        <w:t xml:space="preserve"> (shown next to the logo, e.g. “GGC Asghar Mall”): </w:t>
+        <w:t xml:space="preserve"> (shown next to the logo, e.g. “GC Model Town”): </w:t>
       </w:r>
       <w:r>
         <w:rPr>
@@ -351,6 +351,137 @@
           <w:u w:val="single"/>
         </w:rPr>
         <w:t xml:space="preserve">                          </w:t>
+      </w:r>
+    </w:p>
+    <w:p>
+      <w:pPr>
+        <w:spacing w:after="60"/>
+        <w:ind w:left="288"/>
+      </w:pPr>
+      <w:r>
+        <w:t xml:space="preserve">•  </w:t>
+      </w:r>
+      <w:r>
+        <w:rPr>
+          <w:b/>
+          <w:color w:val="14233F"/>
+        </w:rPr>
+        <w:t>Levels taught</w:t>
+      </w:r>
+      <w:r>
+        <w:t xml:space="preserve"> (tick all): </w:t>
+      </w:r>
+      <w:r>
+        <w:t xml:space="preserve">☐ </w:t>
+      </w:r>
+      <w:r>
+        <w:t xml:space="preserve"> School  </w:t>
+      </w:r>
+      <w:r>
+        <w:t xml:space="preserve">☐ </w:t>
+      </w:r>
+      <w:r>
+        <w:t xml:space="preserve"> Intermediate / FA-FSc  </w:t>
+      </w:r>
+      <w:r>
+        <w:t xml:space="preserve">☐ </w:t>
+      </w:r>
+      <w:r>
+        <w:t xml:space="preserve"> Associate Degree  </w:t>
+      </w:r>
+      <w:r>
+        <w:t xml:space="preserve">☐ </w:t>
+      </w:r>
+      <w:r>
+        <w:t xml:space="preserve"> BS (4-year)  </w:t>
+      </w:r>
+      <w:r>
+        <w:t xml:space="preserve">☐ </w:t>
+      </w:r>
+      <w:r>
+        <w:t xml:space="preserve"> B.Ed  </w:t>
+      </w:r>
+      <w:r>
+        <w:t xml:space="preserve">☐ </w:t>
+      </w:r>
+      <w:r>
+        <w:t xml:space="preserve"> MA/MSc  </w:t>
+      </w:r>
+      <w:r>
+        <w:t xml:space="preserve">☐ </w:t>
+      </w:r>
+      <w:r>
+        <w:t xml:space="preserve"> MPhil/PhD  </w:t>
+      </w:r>
+      <w:r>
+        <w:t xml:space="preserve">☐ </w:t>
+      </w:r>
+      <w:r>
+        <w:t xml:space="preserve"> Other: </w:t>
+      </w:r>
+      <w:r>
+        <w:rPr>
+          <w:u w:val="single"/>
+        </w:rPr>
+        <w:t xml:space="preserve">                          </w:t>
+      </w:r>
+    </w:p>
+    <w:p>
+      <w:pPr>
+        <w:spacing w:after="60"/>
+        <w:ind w:left="288"/>
+      </w:pPr>
+      <w:r>
+        <w:t xml:space="preserve">•  </w:t>
+      </w:r>
+      <w:r>
+        <w:rPr>
+          <w:b/>
+          <w:color w:val="14233F"/>
+        </w:rPr>
+        <w:t>Approximate size:</w:t>
+      </w:r>
+      <w:r>
+        <w:t xml:space="preserve"> Students </w:t>
+      </w:r>
+      <w:r>
+        <w:rPr>
+          <w:u w:val="single"/>
+        </w:rPr>
+        <w:t xml:space="preserve">                          </w:t>
+      </w:r>
+      <w:r>
+        <w:t xml:space="preserve">   Teaching staff </w:t>
+      </w:r>
+      <w:r>
+        <w:rPr>
+          <w:u w:val="single"/>
+        </w:rPr>
+        <w:t xml:space="preserve">                          </w:t>
+      </w:r>
+      <w:r>
+        <w:t xml:space="preserve">   Departments </w:t>
+      </w:r>
+      <w:r>
+        <w:rPr>
+          <w:u w:val="single"/>
+        </w:rPr>
+        <w:t xml:space="preserve">                          </w:t>
+      </w:r>
+      <w:r>
+        <w:t xml:space="preserve">   Shifts: </w:t>
+      </w:r>
+      <w:r>
+        <w:t xml:space="preserve">☐ </w:t>
+      </w:r>
+      <w:r>
+        <w:t xml:space="preserve"> Morning  </w:t>
+      </w:r>
+      <w:r>
+        <w:t xml:space="preserve">☐ </w:t>
+      </w:r>
+      <w:r>
+        <w:t xml:space="preserve"> Evening</w:t>
       </w:r>
     </w:p>
     <w:p>
@@ -497,6 +628,58 @@
           <w:b/>
           <w:color w:val="14233F"/>
         </w:rPr>
+        <w:t>Who controls the domain's DNS?</w:t>
+      </w:r>
+      <w:r>
+        <w:t xml:space="preserve"> (needed for subdomains and email) </w:t>
+      </w:r>
+      <w:r>
+        <w:t xml:space="preserve">☐ </w:t>
+      </w:r>
+      <w:r>
+        <w:t xml:space="preserve"> We do (panel: </w:t>
+      </w:r>
+      <w:r>
+        <w:rPr>
+          <w:u w:val="single"/>
+        </w:rPr>
+        <w:t xml:space="preserve">                          </w:t>
+      </w:r>
+      <w:r>
+        <w:t xml:space="preserve"> )  </w:t>
+      </w:r>
+      <w:r>
+        <w:t xml:space="preserve">☐ </w:t>
+      </w:r>
+      <w:r>
+        <w:t xml:space="preserve"> Our hosting company  </w:t>
+      </w:r>
+      <w:r>
+        <w:t xml:space="preserve">☐ </w:t>
+      </w:r>
+      <w:r>
+        <w:t xml:space="preserve"> HEC / university / government IT  </w:t>
+      </w:r>
+      <w:r>
+        <w:t xml:space="preserve">☐ </w:t>
+      </w:r>
+      <w:r>
+        <w:t xml:space="preserve"> Not sure</w:t>
+      </w:r>
+    </w:p>
+    <w:p>
+      <w:pPr>
+        <w:spacing w:after="60"/>
+        <w:ind w:left="288"/>
+      </w:pPr>
+      <w:r>
+        <w:t xml:space="preserve">•  </w:t>
+      </w:r>
+      <w:r>
+        <w:rPr>
+          <w:b/>
+          <w:color w:val="14233F"/>
+        </w:rPr>
         <w:t>Logo / monogram:</w:t>
       </w:r>
       <w:r>
@@ -666,6 +849,37 @@
           <w:b/>
           <w:color w:val="14233F"/>
         </w:rPr>
+        <w:t>Per-department colours / artwork?</w:t>
+      </w:r>
+      <w:r>
+        <w:t xml:space="preserve"> </w:t>
+      </w:r>
+      <w:r>
+        <w:t xml:space="preserve">☐ </w:t>
+      </w:r>
+      <w:r>
+        <w:t xml:space="preserve"> One look for the whole site  </w:t>
+      </w:r>
+      <w:r>
+        <w:t xml:space="preserve">☐ </w:t>
+      </w:r>
+      <w:r>
+        <w:t xml:space="preserve"> Each department gets its own accent colour and banner artwork</w:t>
+      </w:r>
+    </w:p>
+    <w:p>
+      <w:pPr>
+        <w:spacing w:after="60"/>
+        <w:ind w:left="288"/>
+      </w:pPr>
+      <w:r>
+        <w:t xml:space="preserve">•  </w:t>
+      </w:r>
+      <w:r>
+        <w:rPr>
+          <w:b/>
+          <w:color w:val="14233F"/>
+        </w:rPr>
         <w:t>A website you like the look of</w:t>
       </w:r>
       <w:r>
@@ -676,6 +890,43 @@
           <w:u w:val="single"/>
         </w:rPr>
         <w:t xml:space="preserve">                          </w:t>
+      </w:r>
+    </w:p>
+    <w:p>
+      <w:pPr>
+        <w:spacing w:after="60"/>
+        <w:ind w:left="288"/>
+      </w:pPr>
+      <w:r>
+        <w:t xml:space="preserve">•  </w:t>
+      </w:r>
+      <w:r>
+        <w:rPr>
+          <w:b/>
+          <w:color w:val="14233F"/>
+        </w:rPr>
+        <w:t>Search &amp; sharing:</w:t>
+      </w:r>
+      <w:r>
+        <w:t xml:space="preserve"> </w:t>
+      </w:r>
+      <w:r>
+        <w:t xml:space="preserve">☐ </w:t>
+      </w:r>
+      <w:r>
+        <w:t xml:space="preserve"> Show rich previews when links are shared on WhatsApp/Facebook (Open Graph)  </w:t>
+      </w:r>
+      <w:r>
+        <w:t xml:space="preserve">☐ </w:t>
+      </w:r>
+      <w:r>
+        <w:t xml:space="preserve"> Structured data for Google (institution, courses, events)  </w:t>
+      </w:r>
+      <w:r>
+        <w:t xml:space="preserve">☐ </w:t>
+      </w:r>
+      <w:r>
+        <w:t xml:space="preserve"> Not needed</w:t>
       </w:r>
     </w:p>
     <w:p>
@@ -787,10 +1038,77 @@
         <w:t xml:space="preserve"> Yes — where: </w:t>
       </w:r>
       <w:r>
+        <w:t xml:space="preserve">☐ </w:t>
+      </w:r>
+      <w:r>
+        <w:t xml:space="preserve"> FAQ  </w:t>
+      </w:r>
+      <w:r>
+        <w:t xml:space="preserve">☐ </w:t>
+      </w:r>
+      <w:r>
+        <w:t xml:space="preserve"> Notices  </w:t>
+      </w:r>
+      <w:r>
+        <w:t xml:space="preserve">☐ </w:t>
+      </w:r>
+      <w:r>
+        <w:t xml:space="preserve"> Help pages  </w:t>
+      </w:r>
+      <w:r>
+        <w:t xml:space="preserve">☐ </w:t>
+      </w:r>
+      <w:r>
+        <w:t xml:space="preserve"> Mobile app  </w:t>
+      </w:r>
+      <w:r>
+        <w:t xml:space="preserve">☐ </w:t>
+      </w:r>
+      <w:r>
+        <w:t xml:space="preserve"> Other: </w:t>
+      </w:r>
+      <w:r>
         <w:rPr>
           <w:u w:val="single"/>
         </w:rPr>
         <w:t xml:space="preserve">                          </w:t>
+      </w:r>
+    </w:p>
+    <w:p>
+      <w:pPr>
+        <w:spacing w:after="60"/>
+        <w:ind w:left="288"/>
+      </w:pPr>
+      <w:r>
+        <w:t xml:space="preserve">•  </w:t>
+      </w:r>
+      <w:r>
+        <w:rPr>
+          <w:b/>
+          <w:color w:val="14233F"/>
+        </w:rPr>
+        <w:t>Read-aloud (text-to-speech)</w:t>
+      </w:r>
+      <w:r>
+        <w:t xml:space="preserve"> of notices in: </w:t>
+      </w:r>
+      <w:r>
+        <w:t xml:space="preserve">☐ </w:t>
+      </w:r>
+      <w:r>
+        <w:t xml:space="preserve"> English  </w:t>
+      </w:r>
+      <w:r>
+        <w:t xml:space="preserve">☐ </w:t>
+      </w:r>
+      <w:r>
+        <w:t xml:space="preserve"> Urdu / local language  </w:t>
+      </w:r>
+      <w:r>
+        <w:t xml:space="preserve">☐ </w:t>
+      </w:r>
+      <w:r>
+        <w:t xml:space="preserve"> Not needed</w:t>
       </w:r>
     </w:p>
     <w:p>
@@ -861,7 +1179,56 @@
         <w:t xml:space="preserve">☐ </w:t>
       </w:r>
       <w:r>
+        <w:t xml:space="preserve"> Hostel residents  </w:t>
+      </w:r>
+      <w:r>
+        <w:t xml:space="preserve">☐ </w:t>
+      </w:r>
+      <w:r>
+        <w:t xml:space="preserve"> Researchers / journal authors  </w:t>
+      </w:r>
+      <w:r>
+        <w:t xml:space="preserve">☐ </w:t>
+      </w:r>
+      <w:r>
         <w:t xml:space="preserve"> General public</w:t>
+      </w:r>
+    </w:p>
+    <w:p>
+      <w:pPr>
+        <w:spacing w:after="60"/>
+        <w:ind w:left="288"/>
+      </w:pPr>
+      <w:r>
+        <w:t xml:space="preserve">•  </w:t>
+      </w:r>
+      <w:r>
+        <w:rPr>
+          <w:b/>
+          <w:color w:val="14233F"/>
+        </w:rPr>
+        <w:t>Any students with visual or other disabilities</w:t>
+      </w:r>
+      <w:r>
+        <w:t xml:space="preserve"> who must be able to use the portal on their own? </w:t>
+      </w:r>
+      <w:r>
+        <w:t xml:space="preserve">☐ </w:t>
+      </w:r>
+      <w:r>
+        <w:t xml:space="preserve"> Yes  </w:t>
+      </w:r>
+      <w:r>
+        <w:t xml:space="preserve">☐ </w:t>
+      </w:r>
+      <w:r>
+        <w:t xml:space="preserve"> No  </w:t>
+      </w:r>
+      <w:r>
+        <w:t xml:space="preserve">☐ </w:t>
+      </w:r>
+      <w:r>
+        <w:t xml:space="preserve"> Not sure</w:t>
       </w:r>
     </w:p>
     <w:p>
@@ -920,7 +1287,7 @@
           <w:color w:val="14233F"/>
           <w:sz w:val="27"/>
         </w:rPr>
-        <w:t>5. Content pages (tick the ones you want)</w:t>
+        <w:t>5. Public content pages (tick the ones you want)</w:t>
       </w:r>
     </w:p>
     <w:p>
@@ -960,7 +1327,29 @@
         <w:t>Home</w:t>
       </w:r>
       <w:r>
-        <w:t xml:space="preserve"> (hero, highlights, quick links)</w:t>
+        <w:t xml:space="preserve"> (hero, highlights, quick links, upcoming events, latest news)</w:t>
+      </w:r>
+    </w:p>
+    <w:p>
+      <w:pPr>
+        <w:spacing w:after="60"/>
+        <w:ind w:left="288"/>
+      </w:pPr>
+      <w:r>
+        <w:t xml:space="preserve">☐ </w:t>
+      </w:r>
+      <w:r>
+        <w:t xml:space="preserve"> </w:t>
+      </w:r>
+      <w:r>
+        <w:rPr>
+          <w:b/>
+          <w:color w:val="14233F"/>
+        </w:rPr>
+        <w:t>Sitewide announcement bar</w:t>
+      </w:r>
+      <w:r>
+        <w:t xml:space="preserve"> (one-line urgent message across the top of every page)</w:t>
       </w:r>
     </w:p>
     <w:p>
@@ -994,6 +1383,44 @@
     <w:p>
       <w:pPr>
         <w:spacing w:after="60"/>
+        <w:ind w:left="720"/>
+      </w:pPr>
+      <w:r>
+        <w:t xml:space="preserve">☐ </w:t>
+      </w:r>
+      <w:r>
+        <w:t xml:space="preserve"> </w:t>
+      </w:r>
+      <w:r>
+        <w:rPr>
+          <w:b/>
+          <w:color w:val="14233F"/>
+        </w:rPr>
+        <w:t>Heritage timeline</w:t>
+      </w:r>
+      <w:r>
+        <w:t xml:space="preserve"> (key dates since founding)   </w:t>
+      </w:r>
+      <w:r>
+        <w:t xml:space="preserve">☐ </w:t>
+      </w:r>
+      <w:r>
+        <w:t xml:space="preserve"> </w:t>
+      </w:r>
+      <w:r>
+        <w:rPr>
+          <w:b/>
+          <w:color w:val="14233F"/>
+        </w:rPr>
+        <w:t>Historical photo archive</w:t>
+      </w:r>
+      <w:r>
+        <w:t xml:space="preserve"> (old photos, founding documents, early degree records)</w:t>
+      </w:r>
+    </w:p>
+    <w:p>
+      <w:pPr>
+        <w:spacing w:after="60"/>
         <w:ind w:left="288"/>
       </w:pPr>
       <w:r>
@@ -1038,7 +1465,7 @@
         <w:t>Departments / Programmes</w:t>
       </w:r>
       <w:r>
-        <w:t xml:space="preserve"> — how many, and are they degree-granting or service departments? </w:t>
+        <w:t xml:space="preserve"> — how many degree-granting departments? </w:t>
       </w:r>
       <w:r>
         <w:rPr>
@@ -1046,11 +1473,20 @@
         </w:rPr>
         <w:t xml:space="preserve">                          </w:t>
       </w:r>
+      <w:r>
+        <w:t xml:space="preserve">   How many service / allied (non-degree) subjects? </w:t>
+      </w:r>
+      <w:r>
+        <w:rPr>
+          <w:u w:val="single"/>
+        </w:rPr>
+        <w:t xml:space="preserve">                          </w:t>
+      </w:r>
     </w:p>
     <w:p>
       <w:pPr>
         <w:spacing w:after="60"/>
-        <w:ind w:left="288"/>
+        <w:ind w:left="720"/>
       </w:pPr>
       <w:r>
         <w:t xml:space="preserve">•  </w:t>
@@ -1074,7 +1510,7 @@
         <w:t xml:space="preserve">☐ </w:t>
       </w:r>
       <w:r>
-        <w:t xml:space="preserve"> Head of Department  </w:t>
+        <w:t xml:space="preserve"> Head of Department + coordinator contact  </w:t>
       </w:r>
       <w:r>
         <w:t xml:space="preserve">☐ </w:t>
@@ -1092,19 +1528,83 @@
         <w:t xml:space="preserve">☐ </w:t>
       </w:r>
       <w:r>
+        <w:t xml:space="preserve"> </w:t>
+      </w:r>
+      <w:r>
+        <w:rPr>
+          <w:b/>
+          <w:color w:val="14233F"/>
+        </w:rPr>
+        <w:t>Scheme of studies</w:t>
+      </w:r>
+      <w:r>
+        <w:t xml:space="preserve"> (semester-wise courses)  </w:t>
+      </w:r>
+      <w:r>
+        <w:t xml:space="preserve">☐ </w:t>
+      </w:r>
+      <w:r>
         <w:t xml:space="preserve"> Seats/fee  </w:t>
       </w:r>
       <w:r>
         <w:t xml:space="preserve">☐ </w:t>
       </w:r>
       <w:r>
-        <w:t xml:space="preserve"> Photo gallery  </w:t>
+        <w:t xml:space="preserve"> Research / publications  </w:t>
       </w:r>
       <w:r>
         <w:t xml:space="preserve">☐ </w:t>
       </w:r>
       <w:r>
+        <w:t xml:space="preserve"> Labs &amp; photo gallery  </w:t>
+      </w:r>
+      <w:r>
+        <w:t xml:space="preserve">☐ </w:t>
+      </w:r>
+      <w:r>
         <w:t xml:space="preserve"> Achievements</w:t>
+      </w:r>
+    </w:p>
+    <w:p>
+      <w:pPr>
+        <w:spacing w:after="60"/>
+        <w:ind w:left="720"/>
+      </w:pPr>
+      <w:r>
+        <w:t xml:space="preserve">☐ </w:t>
+      </w:r>
+      <w:r>
+        <w:t xml:space="preserve"> </w:t>
+      </w:r>
+      <w:r>
+        <w:rPr>
+          <w:b/>
+          <w:color w:val="14233F"/>
+        </w:rPr>
+        <w:t>Department mini-sites</w:t>
+      </w:r>
+      <w:r>
+        <w:t xml:space="preserve"> — each department gets its own tabbed site, at a sub-address such as </w:t>
+      </w:r>
+      <w:r>
+        <w:rPr>
+          <w:rFonts w:ascii="Consolas" w:hAnsi="Consolas"/>
+          <w:sz w:val="19"/>
+        </w:rPr>
+        <w:t>geography.example.edu.pk</w:t>
+      </w:r>
+      <w:r>
+        <w:t xml:space="preserve"> or </w:t>
+      </w:r>
+      <w:r>
+        <w:rPr>
+          <w:rFonts w:ascii="Consolas" w:hAnsi="Consolas"/>
+          <w:sz w:val="19"/>
+        </w:rPr>
+        <w:t>example.edu.pk/geography/</w:t>
+      </w:r>
+      <w:r>
+        <w:t xml:space="preserve"> (needs DNS control, see §2)</w:t>
       </w:r>
     </w:p>
     <w:p>
@@ -1126,7 +1626,7 @@
         <w:t>Faculty / Staff directory</w:t>
       </w:r>
       <w:r>
-        <w:t xml:space="preserve"> (a single searchable list across departments)</w:t>
+        <w:t xml:space="preserve"> (a single searchable list across departments, kept in sync with department pages)</w:t>
       </w:r>
     </w:p>
     <w:p>
@@ -1205,7 +1705,7 @@
         <w:t>Downloads</w:t>
       </w:r>
       <w:r>
-        <w:t xml:space="preserve"> (prospectus, forms, date sheets, results PDFs) — notes: </w:t>
+        <w:t xml:space="preserve"> (prospectus, forms, date sheets, results PDFs, mobile-app download) — notes: </w:t>
       </w:r>
       <w:r>
         <w:rPr>
@@ -1260,6 +1760,31 @@
         </w:rPr>
         <w:t>FAQ</w:t>
       </w:r>
+      <w:r>
+        <w:t xml:space="preserve"> (in both languages if bilingual)</w:t>
+      </w:r>
+    </w:p>
+    <w:p>
+      <w:pPr>
+        <w:spacing w:after="60"/>
+        <w:ind w:left="288"/>
+      </w:pPr>
+      <w:r>
+        <w:t xml:space="preserve">☐ </w:t>
+      </w:r>
+      <w:r>
+        <w:t xml:space="preserve"> </w:t>
+      </w:r>
+      <w:r>
+        <w:rPr>
+          <w:b/>
+          <w:color w:val="14233F"/>
+        </w:rPr>
+        <w:t>Help Centre / How-to guides</w:t>
+      </w:r>
+      <w:r>
+        <w:t xml:space="preserve"> for portal users (step-by-step walkthroughs per role; optional on-screen guided tour inside the dashboard)</w:t>
+      </w:r>
     </w:p>
     <w:p>
       <w:pPr>
@@ -1288,6 +1813,53 @@
         </w:rPr>
         <w:t xml:space="preserve">                          </w:t>
       </w:r>
+      <w:r>
+        <w:t xml:space="preserve"> (for a full societies portal see §9)</w:t>
+      </w:r>
+    </w:p>
+    <w:p>
+      <w:pPr>
+        <w:spacing w:after="60"/>
+        <w:ind w:left="288"/>
+      </w:pPr>
+      <w:r>
+        <w:t xml:space="preserve">☐ </w:t>
+      </w:r>
+      <w:r>
+        <w:t xml:space="preserve"> </w:t>
+      </w:r>
+      <w:r>
+        <w:rPr>
+          <w:b/>
+          <w:color w:val="14233F"/>
+        </w:rPr>
+        <w:t>Privacy policy</w:t>
+      </w:r>
+      <w:r>
+        <w:t xml:space="preserve"> (recommended once any form collects personal data)</w:t>
+      </w:r>
+    </w:p>
+    <w:p>
+      <w:pPr>
+        <w:spacing w:after="60"/>
+        <w:ind w:left="288"/>
+      </w:pPr>
+      <w:r>
+        <w:t xml:space="preserve">☐ </w:t>
+      </w:r>
+      <w:r>
+        <w:t xml:space="preserve"> </w:t>
+      </w:r>
+      <w:r>
+        <w:rPr>
+          <w:b/>
+          <w:color w:val="14233F"/>
+        </w:rPr>
+        <w:t>Visitor counter</w:t>
+      </w:r>
+      <w:r>
+        <w:t xml:space="preserve"> on the home page</w:t>
+      </w:r>
     </w:p>
     <w:p>
       <w:pPr>
@@ -1320,7 +1892,7 @@
           <w:color w:val="14233F"/>
           <w:sz w:val="27"/>
         </w:rPr>
-        <w:t>6. Interactive features (tick what you need — these can be phased over time)</w:t>
+        <w:t>6. Admissions, results &amp; announcements</w:t>
       </w:r>
     </w:p>
     <w:p>
@@ -1366,7 +1938,7 @@
           <w:b/>
           <w:color w:val="14233F"/>
         </w:rPr>
-        <w:t>admission enquiry / application</w:t>
+        <w:t>admission application</w:t>
       </w:r>
       <w:r>
         <w:t xml:space="preserve"> form with database storage — Now </w:t>
@@ -1384,7 +1956,7 @@
     <w:p>
       <w:pPr>
         <w:spacing w:after="60"/>
-        <w:ind w:left="288"/>
+        <w:ind w:left="720"/>
       </w:pPr>
       <w:r>
         <w:t xml:space="preserve">•  </w:t>
@@ -1402,7 +1974,7 @@
     <w:p>
       <w:pPr>
         <w:spacing w:after="60"/>
-        <w:ind w:left="288"/>
+        <w:ind w:left="720"/>
       </w:pPr>
       <w:r>
         <w:t xml:space="preserve">•  </w:t>
@@ -1418,7 +1990,7 @@
         <w:t>external government/university portal</w:t>
       </w:r>
       <w:r>
-        <w:t xml:space="preserve"> you must redirect to instead? (name + URL): </w:t>
+        <w:t xml:space="preserve"> you must redirect to instead (e.g. Punjab OCAS for Intermediate)? Name + URL: </w:t>
       </w:r>
       <w:r>
         <w:rPr>
@@ -1430,78 +2002,138 @@
     <w:p>
       <w:pPr>
         <w:spacing w:after="60"/>
-        <w:ind w:left="288"/>
+        <w:ind w:left="1152"/>
+      </w:pPr>
+      <w:r>
+        <w:t xml:space="preserve">☐ </w:t>
+      </w:r>
+      <w:r>
+        <w:t xml:space="preserve"> Capture the applicant's basic details first, then redirect (so you still have a record)</w:t>
+      </w:r>
+    </w:p>
+    <w:p>
+      <w:pPr>
+        <w:spacing w:after="60"/>
+        <w:ind w:left="720"/>
       </w:pPr>
       <w:r>
         <w:t xml:space="preserve">•  </w:t>
-      </w:r>
-      <w:r>
-        <w:t xml:space="preserve">Do you want an </w:t>
       </w:r>
       <w:r>
         <w:rPr>
           <w:b/>
           <w:color w:val="14233F"/>
         </w:rPr>
-        <w:t>admissions committee review</w:t>
-      </w:r>
-      <w:r>
-        <w:t xml:space="preserve"> area (approve/shortlist/confirm, per-applicant)? </w:t>
-      </w:r>
-      <w:r>
-        <w:t xml:space="preserve">☐ </w:t>
-      </w:r>
-      <w:r>
-        <w:t xml:space="preserve"> Yes </w:t>
-      </w:r>
-      <w:r>
-        <w:t xml:space="preserve">☐ </w:t>
-      </w:r>
-      <w:r>
-        <w:t xml:space="preserve"> No</w:t>
+        <w:t>Eligibility rules the form must enforce</w:t>
+      </w:r>
+      <w:r>
+        <w:t xml:space="preserve"> (e.g. minimum marks, domicile / NOC required for out-of-district applicants, age limit): </w:t>
+      </w:r>
+      <w:r>
+        <w:rPr>
+          <w:u w:val="single"/>
+        </w:rPr>
+        <w:t xml:space="preserve">                          </w:t>
       </w:r>
     </w:p>
     <w:p>
       <w:pPr>
         <w:spacing w:after="60"/>
-        <w:ind w:left="288"/>
-      </w:pPr>
-      <w:r>
-        <w:t xml:space="preserve">•  </w:t>
-      </w:r>
-      <w:r>
-        <w:t xml:space="preserve">Should applicants get a </w:t>
+        <w:ind w:left="720"/>
+      </w:pPr>
+      <w:r>
+        <w:t xml:space="preserve">☐ </w:t>
+      </w:r>
+      <w:r>
+        <w:t xml:space="preserve"> </w:t>
       </w:r>
       <w:r>
         <w:rPr>
           <w:b/>
           <w:color w:val="14233F"/>
         </w:rPr>
-        <w:t>status-tracking link + emails</w:t>
-      </w:r>
-      <w:r>
-        <w:t xml:space="preserve"> (received / shortlisted / confirmed)? </w:t>
-      </w:r>
-      <w:r>
-        <w:t xml:space="preserve">☐ </w:t>
-      </w:r>
-      <w:r>
-        <w:t xml:space="preserve"> Yes </w:t>
-      </w:r>
-      <w:r>
-        <w:t xml:space="preserve">☐ </w:t>
-      </w:r>
-      <w:r>
-        <w:t xml:space="preserve"> No</w:t>
+        <w:t>Block duplicate applications</w:t>
+      </w:r>
+      <w:r>
+        <w:t xml:space="preserve"> (same CNIC / B-Form)</w:t>
       </w:r>
     </w:p>
     <w:p>
       <w:pPr>
         <w:spacing w:after="60"/>
-        <w:ind w:left="288"/>
-      </w:pPr>
-      <w:r>
-        <w:t xml:space="preserve">•  </w:t>
+        <w:ind w:left="720"/>
+      </w:pPr>
+      <w:r>
+        <w:t xml:space="preserve">☐ </w:t>
+      </w:r>
+      <w:r>
+        <w:t xml:space="preserve"> </w:t>
+      </w:r>
+      <w:r>
+        <w:rPr>
+          <w:b/>
+          <w:color w:val="14233F"/>
+        </w:rPr>
+        <w:t>Admissions committee review</w:t>
+      </w:r>
+      <w:r>
+        <w:t xml:space="preserve"> area (shortlist / reject / confirm, per-applicant)</w:t>
+      </w:r>
+    </w:p>
+    <w:p>
+      <w:pPr>
+        <w:spacing w:after="60"/>
+        <w:ind w:left="1152"/>
+      </w:pPr>
+      <w:r>
+        <w:t xml:space="preserve">☐ </w:t>
+      </w:r>
+      <w:r>
+        <w:t xml:space="preserve"> Confirmation only after a </w:t>
+      </w:r>
+      <w:r>
+        <w:rPr>
+          <w:b/>
+          <w:color w:val="14233F"/>
+        </w:rPr>
+        <w:t>physical document-verification checklist</w:t>
+      </w:r>
+      <w:r>
+        <w:t xml:space="preserve"> is ticked</w:t>
+      </w:r>
+    </w:p>
+    <w:p>
+      <w:pPr>
+        <w:spacing w:after="60"/>
+        <w:ind w:left="720"/>
+      </w:pPr>
+      <w:r>
+        <w:t xml:space="preserve">☐ </w:t>
+      </w:r>
+      <w:r>
+        <w:t xml:space="preserve"> </w:t>
+      </w:r>
+      <w:r>
+        <w:rPr>
+          <w:b/>
+          <w:color w:val="14233F"/>
+        </w:rPr>
+        <w:t>Status-tracking link + emails</w:t>
+      </w:r>
+      <w:r>
+        <w:t xml:space="preserve"> to applicants (received / shortlisted / confirmed)</w:t>
+      </w:r>
+    </w:p>
+    <w:p>
+      <w:pPr>
+        <w:spacing w:after="60"/>
+        <w:ind w:left="720"/>
+      </w:pPr>
+      <w:r>
+        <w:t xml:space="preserve">☐ </w:t>
+      </w:r>
+      <w:r>
+        <w:t xml:space="preserve"> </w:t>
       </w:r>
       <w:r>
         <w:rPr>
@@ -1511,19 +2143,7 @@
         <w:t>Printable application</w:t>
       </w:r>
       <w:r>
-        <w:t xml:space="preserve"> for the applicant to bring in? </w:t>
-      </w:r>
-      <w:r>
-        <w:t xml:space="preserve">☐ </w:t>
-      </w:r>
-      <w:r>
-        <w:t xml:space="preserve"> Yes </w:t>
-      </w:r>
-      <w:r>
-        <w:t xml:space="preserve">☐ </w:t>
-      </w:r>
-      <w:r>
-        <w:t xml:space="preserve"> No</w:t>
+        <w:t xml:space="preserve"> for the applicant to bring in</w:t>
       </w:r>
     </w:p>
     <w:p>
@@ -1548,7 +2168,7 @@
         <w:t xml:space="preserve">☐ </w:t>
       </w:r>
       <w:r>
-        <w:t xml:space="preserve"> In person only (no online payment)  </w:t>
+        <w:t xml:space="preserve"> In person / bank challan only  </w:t>
       </w:r>
       <w:r>
         <w:t xml:space="preserve">☐ </w:t>
@@ -1563,19 +2183,7 @@
           <w:b/>
           <w:color w:val="14233F"/>
         </w:rPr>
-        <w:t>Student / Staff Portal</w:t>
-      </w:r>
-      <w:r>
-        <w:t xml:space="preserve"> (login area) — Now </w:t>
-      </w:r>
-      <w:r>
-        <w:t xml:space="preserve">☐ </w:t>
-      </w:r>
-      <w:r>
-        <w:t xml:space="preserve"> / Later </w:t>
-      </w:r>
-      <w:r>
-        <w:t xml:space="preserve">☐ </w:t>
+        <w:t>Other</w:t>
       </w:r>
     </w:p>
     <w:p>
@@ -1584,46 +2192,646 @@
         <w:ind w:left="288"/>
       </w:pPr>
       <w:r>
+        <w:t xml:space="preserve">☐ </w:t>
+      </w:r>
+      <w:r>
+        <w:t xml:space="preserve"> </w:t>
+      </w:r>
+      <w:r>
+        <w:rPr>
+          <w:b/>
+          <w:color w:val="14233F"/>
+        </w:rPr>
+        <w:t>Results lookup</w:t>
+      </w:r>
+      <w:r>
+        <w:t xml:space="preserve"> (roll number → result)</w:t>
+      </w:r>
+    </w:p>
+    <w:p>
+      <w:pPr>
+        <w:spacing w:after="60"/>
+        <w:ind w:left="288"/>
+      </w:pPr>
+      <w:r>
+        <w:t xml:space="preserve">☐ </w:t>
+      </w:r>
+      <w:r>
+        <w:t xml:space="preserve"> </w:t>
+      </w:r>
+      <w:r>
+        <w:rPr>
+          <w:b/>
+          <w:color w:val="14233F"/>
+        </w:rPr>
+        <w:t>Flash announcements / admission-campaign pop-ups</w:t>
+      </w:r>
+      <w:r>
+        <w:t xml:space="preserve"> (scheduled, auto-expiring flyers)</w:t>
+      </w:r>
+    </w:p>
+    <w:p>
+      <w:pPr>
+        <w:spacing w:after="60"/>
+        <w:ind w:left="720"/>
+      </w:pPr>
+      <w:r>
+        <w:t xml:space="preserve">☐ </w:t>
+      </w:r>
+      <w:r>
+        <w:t xml:space="preserve"> A simple password-protected page so non-technical staff can run campaigns themselves</w:t>
+      </w:r>
+    </w:p>
+    <w:p>
+      <w:pPr>
+        <w:spacing w:before="240" w:after="80"/>
+        <w:pBdr>
+          <w:bottom w:val="single" w:sz="10" w:space="4" w:color="b8912e"/>
+        </w:pBdr>
+      </w:pPr>
+      <w:r>
+        <w:rPr>
+          <w:b/>
+          <w:color w:val="14233F"/>
+          <w:sz w:val="27"/>
+        </w:rPr>
+        <w:t>7. Student / Staff / Parent Portal (login area) — Now [ ] / Later [ ]</w:t>
+      </w:r>
+    </w:p>
+    <w:p>
+      <w:r>
+        <w:rPr>
+          <w:b/>
+          <w:color w:val="14233F"/>
+        </w:rPr>
+        <w:t>Who signs in, and how?</w:t>
+      </w:r>
+    </w:p>
+    <w:p>
+      <w:pPr>
+        <w:spacing w:after="60"/>
+        <w:ind w:left="288"/>
+      </w:pPr>
+      <w:r>
         <w:t xml:space="preserve">•  </w:t>
       </w:r>
       <w:r>
-        <w:t xml:space="preserve">Tick what it should do: </w:t>
+        <w:t xml:space="preserve">Students: </w:t>
       </w:r>
       <w:r>
         <w:t xml:space="preserve">☐ </w:t>
       </w:r>
       <w:r>
-        <w:t xml:space="preserve"> Attendance (period-wise)  </w:t>
+        <w:t xml:space="preserve"> Institutional Google account  </w:t>
       </w:r>
       <w:r>
         <w:t xml:space="preserve">☐ </w:t>
       </w:r>
       <w:r>
-        <w:t xml:space="preserve"> Marks/assessments &amp; results  </w:t>
+        <w:t xml:space="preserve"> Registration no. + CNIC/B-Form  </w:t>
       </w:r>
       <w:r>
         <w:t xml:space="preserve">☐ </w:t>
       </w:r>
       <w:r>
-        <w:t xml:space="preserve"> Notices  </w:t>
+        <w:t xml:space="preserve"> Both</w:t>
+      </w:r>
+    </w:p>
+    <w:p>
+      <w:pPr>
+        <w:spacing w:after="60"/>
+        <w:ind w:left="288"/>
+      </w:pPr>
+      <w:r>
+        <w:t xml:space="preserve">•  </w:t>
+      </w:r>
+      <w:r>
+        <w:t xml:space="preserve">Staff: </w:t>
       </w:r>
       <w:r>
         <w:t xml:space="preserve">☐ </w:t>
       </w:r>
       <w:r>
-        <w:t xml:space="preserve"> Timetable  </w:t>
+        <w:t xml:space="preserve"> Institutional Google account (recommended)  </w:t>
       </w:r>
       <w:r>
         <w:t xml:space="preserve">☐ </w:t>
       </w:r>
       <w:r>
-        <w:t xml:space="preserve"> Dashboards  </w:t>
-      </w:r>
+        <w:t xml:space="preserve"> Separate password for the mobile app</w:t>
+      </w:r>
+    </w:p>
+    <w:p>
+      <w:pPr>
+        <w:spacing w:after="60"/>
+        <w:ind w:left="288"/>
+      </w:pPr>
       <w:r>
         <w:t xml:space="preserve">☐ </w:t>
       </w:r>
       <w:r>
-        <w:t xml:space="preserve"> Notifications (email/in-app)</w:t>
+        <w:t xml:space="preserve"> </w:t>
+      </w:r>
+      <w:r>
+        <w:rPr>
+          <w:b/>
+          <w:color w:val="14233F"/>
+        </w:rPr>
+        <w:t>“Keep me signed in”</w:t>
+      </w:r>
+      <w:r>
+        <w:t xml:space="preserve"> on personal devices</w:t>
+      </w:r>
+    </w:p>
+    <w:p>
+      <w:pPr>
+        <w:spacing w:after="60"/>
+        <w:ind w:left="288"/>
+      </w:pPr>
+      <w:r>
+        <w:t xml:space="preserve">•  </w:t>
+      </w:r>
+      <w:r>
+        <w:t xml:space="preserve">Do all students and staff have </w:t>
+      </w:r>
+      <w:r>
+        <w:rPr>
+          <w:b/>
+          <w:color w:val="14233F"/>
+        </w:rPr>
+        <w:t>institutional email accounts</w:t>
+      </w:r>
+      <w:r>
+        <w:t xml:space="preserve"> (e.g. </w:t>
+      </w:r>
+      <w:r>
+        <w:rPr>
+          <w:rFonts w:ascii="Consolas" w:hAnsi="Consolas"/>
+          <w:sz w:val="19"/>
+        </w:rPr>
+        <w:t>@example.edu.pk</w:t>
+      </w:r>
+      <w:r>
+        <w:t xml:space="preserve">)? </w:t>
+      </w:r>
+      <w:r>
+        <w:t xml:space="preserve">☐ </w:t>
+      </w:r>
+      <w:r>
+        <w:t xml:space="preserve"> All  </w:t>
+      </w:r>
+      <w:r>
+        <w:t xml:space="preserve">☐ </w:t>
+      </w:r>
+      <w:r>
+        <w:t xml:space="preserve"> Staff only  </w:t>
+      </w:r>
+      <w:r>
+        <w:t xml:space="preserve">☐ </w:t>
+      </w:r>
+      <w:r>
+        <w:t xml:space="preserve"> Some  </w:t>
+      </w:r>
+      <w:r>
+        <w:t xml:space="preserve">☐ </w:t>
+      </w:r>
+      <w:r>
+        <w:t xml:space="preserve"> None</w:t>
+      </w:r>
+    </w:p>
+    <w:p>
+      <w:r>
+        <w:rPr>
+          <w:b/>
+          <w:color w:val="14233F"/>
+        </w:rPr>
+        <w:t>Academic operations</w:t>
+      </w:r>
+      <w:r>
+        <w:t xml:space="preserve"> (the data the portal is built on)</w:t>
+      </w:r>
+    </w:p>
+    <w:p>
+      <w:pPr>
+        <w:spacing w:after="60"/>
+        <w:ind w:left="288"/>
+      </w:pPr>
+      <w:r>
+        <w:t xml:space="preserve">☐ </w:t>
+      </w:r>
+      <w:r>
+        <w:t xml:space="preserve"> </w:t>
+      </w:r>
+      <w:r>
+        <w:rPr>
+          <w:b/>
+          <w:color w:val="14233F"/>
+        </w:rPr>
+        <w:t>Programmes, terms, subjects, sections</w:t>
+      </w:r>
+      <w:r>
+        <w:t xml:space="preserve"> managed in the admin area (bulk CSV import)</w:t>
+      </w:r>
+    </w:p>
+    <w:p>
+      <w:pPr>
+        <w:spacing w:after="60"/>
+        <w:ind w:left="288"/>
+      </w:pPr>
+      <w:r>
+        <w:t xml:space="preserve">☐ </w:t>
+      </w:r>
+      <w:r>
+        <w:t xml:space="preserve"> </w:t>
+      </w:r>
+      <w:r>
+        <w:rPr>
+          <w:b/>
+          <w:color w:val="14233F"/>
+        </w:rPr>
+        <w:t>Course offerings &amp; teacher allotment</w:t>
+      </w:r>
+      <w:r>
+        <w:t xml:space="preserve"> — each department's coordinator assigns teachers to subjects and sections</w:t>
+      </w:r>
+    </w:p>
+    <w:p>
+      <w:pPr>
+        <w:spacing w:after="60"/>
+        <w:ind w:left="720"/>
+      </w:pPr>
+      <w:r>
+        <w:t xml:space="preserve">☐ </w:t>
+      </w:r>
+      <w:r>
+        <w:t xml:space="preserve"> </w:t>
+      </w:r>
+      <w:r>
+        <w:rPr>
+          <w:b/>
+          <w:color w:val="14233F"/>
+        </w:rPr>
+        <w:t>Combined classes</w:t>
+      </w:r>
+      <w:r>
+        <w:t xml:space="preserve"> (one teacher teaching several sections or departments together, e.g. compulsory subjects)</w:t>
+      </w:r>
+    </w:p>
+    <w:p>
+      <w:pPr>
+        <w:spacing w:after="60"/>
+        <w:ind w:left="720"/>
+      </w:pPr>
+      <w:r>
+        <w:t xml:space="preserve">☐ </w:t>
+      </w:r>
+      <w:r>
+        <w:t xml:space="preserve"> </w:t>
+      </w:r>
+      <w:r>
+        <w:rPr>
+          <w:b/>
+          <w:color w:val="14233F"/>
+        </w:rPr>
+        <w:t>Parallel electives</w:t>
+      </w:r>
+      <w:r>
+        <w:t xml:space="preserve"> (students of one section split across electives in the same period)</w:t>
+      </w:r>
+    </w:p>
+    <w:p>
+      <w:pPr>
+        <w:spacing w:after="60"/>
+        <w:ind w:left="288"/>
+      </w:pPr>
+      <w:r>
+        <w:t xml:space="preserve">☐ </w:t>
+      </w:r>
+      <w:r>
+        <w:t xml:space="preserve"> </w:t>
+      </w:r>
+      <w:r>
+        <w:rPr>
+          <w:b/>
+          <w:color w:val="14233F"/>
+        </w:rPr>
+        <w:t>Timetable</w:t>
+      </w:r>
+    </w:p>
+    <w:p>
+      <w:pPr>
+        <w:spacing w:after="60"/>
+        <w:ind w:left="720"/>
+      </w:pPr>
+      <w:r>
+        <w:t xml:space="preserve">☐ </w:t>
+      </w:r>
+      <w:r>
+        <w:t xml:space="preserve"> Weekly timetable grid (periods × days × rooms) with </w:t>
+      </w:r>
+      <w:r>
+        <w:rPr>
+          <w:b/>
+          <w:color w:val="14233F"/>
+        </w:rPr>
+        <w:t>teacher / room / section clash checks</w:t>
+      </w:r>
+    </w:p>
+    <w:p>
+      <w:pPr>
+        <w:spacing w:after="60"/>
+        <w:ind w:left="720"/>
+      </w:pPr>
+      <w:r>
+        <w:t xml:space="preserve">•  </w:t>
+      </w:r>
+      <w:r>
+        <w:t xml:space="preserve">Views wanted: </w:t>
+      </w:r>
+      <w:r>
+        <w:t xml:space="preserve">☐ </w:t>
+      </w:r>
+      <w:r>
+        <w:t xml:space="preserve"> My timetable (student/teacher)  </w:t>
+      </w:r>
+      <w:r>
+        <w:t xml:space="preserve">☐ </w:t>
+      </w:r>
+      <w:r>
+        <w:t xml:space="preserve"> Per section  </w:t>
+      </w:r>
+      <w:r>
+        <w:t xml:space="preserve">☐ </w:t>
+      </w:r>
+      <w:r>
+        <w:t xml:space="preserve"> Teacher workload  </w:t>
+      </w:r>
+      <w:r>
+        <w:t xml:space="preserve">☐ </w:t>
+      </w:r>
+      <w:r>
+        <w:t xml:space="preserve"> Room occupancy</w:t>
+      </w:r>
+    </w:p>
+    <w:p>
+      <w:pPr>
+        <w:spacing w:after="60"/>
+        <w:ind w:left="720"/>
+      </w:pPr>
+      <w:r>
+        <w:t xml:space="preserve">☐ </w:t>
+      </w:r>
+      <w:r>
+        <w:t xml:space="preserve"> </w:t>
+      </w:r>
+      <w:r>
+        <w:rPr>
+          <w:b/>
+          <w:color w:val="14233F"/>
+        </w:rPr>
+        <w:t>Timetable In-charge portal</w:t>
+      </w:r>
+      <w:r>
+        <w:t xml:space="preserve"> for the timetable committee (not only the web admin)</w:t>
+      </w:r>
+    </w:p>
+    <w:p>
+      <w:pPr>
+        <w:spacing w:after="60"/>
+        <w:ind w:left="720"/>
+      </w:pPr>
+      <w:r>
+        <w:t xml:space="preserve">☐ </w:t>
+      </w:r>
+      <w:r>
+        <w:t xml:space="preserve"> Period lengths vary by day/shift (e.g. shorter Friday periods)</w:t>
+      </w:r>
+    </w:p>
+    <w:p>
+      <w:pPr>
+        <w:spacing w:after="60"/>
+        <w:ind w:left="720"/>
+      </w:pPr>
+      <w:r>
+        <w:t xml:space="preserve">•  </w:t>
+      </w:r>
+      <w:r>
+        <w:t xml:space="preserve">Do you have the current timetable as a document? </w:t>
+      </w:r>
+      <w:r>
+        <w:t xml:space="preserve">☐ </w:t>
+      </w:r>
+      <w:r>
+        <w:t xml:space="preserve"> Yes (format: </w:t>
+      </w:r>
+      <w:r>
+        <w:rPr>
+          <w:u w:val="single"/>
+        </w:rPr>
+        <w:t xml:space="preserve">                          </w:t>
+      </w:r>
+      <w:r>
+        <w:t xml:space="preserve"> )  </w:t>
+      </w:r>
+      <w:r>
+        <w:t xml:space="preserve">☐ </w:t>
+      </w:r>
+      <w:r>
+        <w:t xml:space="preserve"> No</w:t>
+      </w:r>
+    </w:p>
+    <w:p>
+      <w:r>
+        <w:rPr>
+          <w:b/>
+          <w:color w:val="14233F"/>
+        </w:rPr>
+        <w:t>Teaching &amp; learning</w:t>
+      </w:r>
+    </w:p>
+    <w:p>
+      <w:pPr>
+        <w:spacing w:after="60"/>
+        <w:ind w:left="288"/>
+      </w:pPr>
+      <w:r>
+        <w:t xml:space="preserve">☐ </w:t>
+      </w:r>
+      <w:r>
+        <w:t xml:space="preserve"> </w:t>
+      </w:r>
+      <w:r>
+        <w:rPr>
+          <w:b/>
+          <w:color w:val="14233F"/>
+        </w:rPr>
+        <w:t>Attendance</w:t>
+      </w:r>
+      <w:r>
+        <w:t xml:space="preserve"> (period-wise, marked by the teacher) — </w:t>
+      </w:r>
+      <w:r>
+        <w:t xml:space="preserve">☐ </w:t>
+      </w:r>
+      <w:r>
+        <w:t xml:space="preserve"> on the web  </w:t>
+      </w:r>
+      <w:r>
+        <w:t xml:space="preserve">☐ </w:t>
+      </w:r>
+      <w:r>
+        <w:t xml:space="preserve"> on the mobile app</w:t>
+      </w:r>
+    </w:p>
+    <w:p>
+      <w:pPr>
+        <w:spacing w:after="60"/>
+        <w:ind w:left="288"/>
+      </w:pPr>
+      <w:r>
+        <w:t xml:space="preserve">☐ </w:t>
+      </w:r>
+      <w:r>
+        <w:t xml:space="preserve"> </w:t>
+      </w:r>
+      <w:r>
+        <w:rPr>
+          <w:b/>
+          <w:color w:val="14233F"/>
+        </w:rPr>
+        <w:t>Marks / assessments</w:t>
+      </w:r>
+      <w:r>
+        <w:t xml:space="preserve"> entered by teachers, published to students</w:t>
+      </w:r>
+    </w:p>
+    <w:p>
+      <w:pPr>
+        <w:spacing w:after="60"/>
+        <w:ind w:left="288"/>
+      </w:pPr>
+      <w:r>
+        <w:t xml:space="preserve">☐ </w:t>
+      </w:r>
+      <w:r>
+        <w:t xml:space="preserve"> </w:t>
+      </w:r>
+      <w:r>
+        <w:rPr>
+          <w:b/>
+          <w:color w:val="14233F"/>
+        </w:rPr>
+        <w:t>Homework / assignments</w:t>
+      </w:r>
+    </w:p>
+    <w:p>
+      <w:pPr>
+        <w:spacing w:after="60"/>
+        <w:ind w:left="288"/>
+      </w:pPr>
+      <w:r>
+        <w:t xml:space="preserve">☐ </w:t>
+      </w:r>
+      <w:r>
+        <w:t xml:space="preserve"> </w:t>
+      </w:r>
+      <w:r>
+        <w:rPr>
+          <w:b/>
+          <w:color w:val="14233F"/>
+        </w:rPr>
+        <w:t>Class notices</w:t>
+      </w:r>
+      <w:r>
+        <w:t xml:space="preserve"> (teacher → section) and </w:t>
+      </w:r>
+      <w:r>
+        <w:rPr>
+          <w:b/>
+          <w:color w:val="14233F"/>
+        </w:rPr>
+        <w:t>college circulars</w:t>
+      </w:r>
+      <w:r>
+        <w:t xml:space="preserve"> (admin → everyone)</w:t>
+      </w:r>
+    </w:p>
+    <w:p>
+      <w:pPr>
+        <w:spacing w:after="60"/>
+        <w:ind w:left="288"/>
+      </w:pPr>
+      <w:r>
+        <w:t xml:space="preserve">☐ </w:t>
+      </w:r>
+      <w:r>
+        <w:t xml:space="preserve"> </w:t>
+      </w:r>
+      <w:r>
+        <w:rPr>
+          <w:b/>
+          <w:color w:val="14233F"/>
+        </w:rPr>
+        <w:t>Dashboards</w:t>
+      </w:r>
+      <w:r>
+        <w:t xml:space="preserve"> per role, with attendance percentage and today's classes</w:t>
+      </w:r>
+    </w:p>
+    <w:p>
+      <w:pPr>
+        <w:spacing w:after="60"/>
+        <w:ind w:left="288"/>
+      </w:pPr>
+      <w:r>
+        <w:t xml:space="preserve">☐ </w:t>
+      </w:r>
+      <w:r>
+        <w:t xml:space="preserve"> </w:t>
+      </w:r>
+      <w:r>
+        <w:rPr>
+          <w:b/>
+          <w:color w:val="14233F"/>
+        </w:rPr>
+        <w:t>Notifications:</w:t>
+      </w:r>
+      <w:r>
+        <w:t xml:space="preserve"> </w:t>
+      </w:r>
+      <w:r>
+        <w:t xml:space="preserve">☐ </w:t>
+      </w:r>
+      <w:r>
+        <w:t xml:space="preserve"> Email  </w:t>
+      </w:r>
+      <w:r>
+        <w:t xml:space="preserve">☐ </w:t>
+      </w:r>
+      <w:r>
+        <w:t xml:space="preserve"> In-app  </w:t>
+      </w:r>
+      <w:r>
+        <w:t xml:space="preserve">☐ </w:t>
+      </w:r>
+      <w:r>
+        <w:t xml:space="preserve"> </w:t>
+      </w:r>
+      <w:r>
+        <w:rPr>
+          <w:b/>
+          <w:color w:val="14233F"/>
+        </w:rPr>
+        <w:t>Nightly absence digest to parents</w:t>
+      </w:r>
+    </w:p>
+    <w:p>
+      <w:r>
+        <w:rPr>
+          <w:b/>
+          <w:color w:val="14233F"/>
+        </w:rPr>
+        <w:t>Parents</w:t>
       </w:r>
     </w:p>
     <w:p>
@@ -1645,7 +2853,7 @@
         <w:t>Parent/guardian view</w:t>
       </w:r>
       <w:r>
-        <w:t xml:space="preserve"> of attendance &amp; results (via a private link, no login)</w:t>
+        <w:t xml:space="preserve"> of attendance, marks and notices through a private link (no password), verified by the parent's mobile number</w:t>
       </w:r>
     </w:p>
     <w:p>
@@ -1656,36 +2864,983 @@
       <w:r>
         <w:t xml:space="preserve">•  </w:t>
       </w:r>
+      <w:r>
+        <w:t xml:space="preserve">Can you provide guardian mobile numbers for each student? </w:t>
+      </w:r>
+      <w:r>
+        <w:t xml:space="preserve">☐ </w:t>
+      </w:r>
+      <w:r>
+        <w:t xml:space="preserve"> Yes  </w:t>
+      </w:r>
+      <w:r>
+        <w:t xml:space="preserve">☐ </w:t>
+      </w:r>
+      <w:r>
+        <w:t xml:space="preserve"> Partly  </w:t>
+      </w:r>
+      <w:r>
+        <w:t xml:space="preserve">☐ </w:t>
+      </w:r>
+      <w:r>
+        <w:t xml:space="preserve"> No</w:t>
+      </w:r>
+    </w:p>
+    <w:p>
       <w:r>
         <w:rPr>
           <w:b/>
           <w:color w:val="14233F"/>
         </w:rPr>
-        <w:t>How do students/staff sign in?</w:t>
-      </w:r>
-      <w:r>
-        <w:t xml:space="preserve"> </w:t>
-      </w:r>
-      <w:r>
-        <w:t xml:space="preserve">☐ </w:t>
-      </w:r>
-      <w:r>
-        <w:t xml:space="preserve"> Institutional Google accounts  </w:t>
-      </w:r>
-      <w:r>
-        <w:t xml:space="preserve">☐ </w:t>
-      </w:r>
-      <w:r>
-        <w:t xml:space="preserve"> Registration no. + CNIC/ID fallback  </w:t>
-      </w:r>
-      <w:r>
-        <w:t xml:space="preserve">☐ </w:t>
-      </w:r>
-      <w:r>
-        <w:t xml:space="preserve"> Not sure</w:t>
+        <w:t>Absence alerts on WhatsApp</w:t>
+      </w:r>
+      <w:r>
+        <w:t xml:space="preserve"> (optional)</w:t>
       </w:r>
     </w:p>
     <w:p>
+      <w:pPr>
+        <w:spacing w:after="60"/>
+        <w:ind w:left="288"/>
+      </w:pPr>
+      <w:r>
+        <w:t xml:space="preserve">☐ </w:t>
+      </w:r>
+      <w:r>
+        <w:t xml:space="preserve"> Wanted — via a </w:t>
+      </w:r>
+      <w:r>
+        <w:rPr>
+          <w:b/>
+          <w:color w:val="14233F"/>
+        </w:rPr>
+        <w:t>free desktop-assisted tool</w:t>
+      </w:r>
+      <w:r>
+        <w:t xml:space="preserve"> on an office computer (a staff member reviews and sends; no paid WhatsApp Business API)</w:t>
+      </w:r>
+    </w:p>
+    <w:p>
+      <w:pPr>
+        <w:spacing w:after="60"/>
+        <w:ind w:left="288"/>
+      </w:pPr>
+      <w:r>
+        <w:t xml:space="preserve">☐ </w:t>
+      </w:r>
+      <w:r>
+        <w:t xml:space="preserve"> Not wanted — email + in-app is enough</w:t>
+      </w:r>
+    </w:p>
+    <w:p>
+      <w:r>
+        <w:rPr>
+          <w:b/>
+          <w:color w:val="14233F"/>
+        </w:rPr>
+        <w:t>Administrative roles</w:t>
+      </w:r>
+      <w:r>
+        <w:t xml:space="preserve"> (tick the offices that need their own access — see also §11)</w:t>
+      </w:r>
+    </w:p>
+    <w:p>
+      <w:pPr>
+        <w:spacing w:after="60"/>
+        <w:ind w:left="288"/>
+      </w:pPr>
+      <w:r>
+        <w:t xml:space="preserve">☐ </w:t>
+      </w:r>
+      <w:r>
+        <w:t xml:space="preserve"> Principal (read-only overview)  </w:t>
+      </w:r>
+      <w:r>
+        <w:t xml:space="preserve">☐ </w:t>
+      </w:r>
+      <w:r>
+        <w:t xml:space="preserve"> Vice Principal (Academics)  </w:t>
+      </w:r>
+      <w:r>
+        <w:t xml:space="preserve">☐ </w:t>
+      </w:r>
+      <w:r>
+        <w:t xml:space="preserve"> Heads of Department (own department only)  </w:t>
+      </w:r>
+      <w:r>
+        <w:t xml:space="preserve">☐ </w:t>
+      </w:r>
+      <w:r>
+        <w:t xml:space="preserve"> Department coordinators  </w:t>
+      </w:r>
+      <w:r>
+        <w:t xml:space="preserve">☐ </w:t>
+      </w:r>
+      <w:r>
+        <w:t xml:space="preserve"> Controller of Examinations  </w:t>
+      </w:r>
+      <w:r>
+        <w:t xml:space="preserve">☐ </w:t>
+      </w:r>
+      <w:r>
+        <w:t xml:space="preserve"> Timetable committee  </w:t>
+      </w:r>
+      <w:r>
+        <w:t xml:space="preserve">☐ </w:t>
+      </w:r>
+      <w:r>
+        <w:t xml:space="preserve"> Registrar / admin office  </w:t>
+      </w:r>
+      <w:r>
+        <w:t xml:space="preserve">☐ </w:t>
+      </w:r>
+      <w:r>
+        <w:t xml:space="preserve"> Other: </w:t>
+      </w:r>
+      <w:r>
+        <w:rPr>
+          <w:u w:val="single"/>
+        </w:rPr>
+        <w:t xml:space="preserve">                          </w:t>
+      </w:r>
+    </w:p>
+    <w:p>
+      <w:pPr>
+        <w:spacing w:before="240" w:after="80"/>
+        <w:pBdr>
+          <w:bottom w:val="single" w:sz="10" w:space="4" w:color="b8912e"/>
+        </w:pBdr>
+      </w:pPr>
+      <w:r>
+        <w:rPr>
+          <w:b/>
+          <w:color w:val="14233F"/>
+          <w:sz w:val="27"/>
+        </w:rPr>
+        <w:t>8. Mobile app — Now [ ] / Later [ ] / Not needed [ ]</w:t>
+      </w:r>
+    </w:p>
+    <w:p>
+      <w:pPr>
+        <w:spacing w:after="60"/>
+        <w:ind w:left="288"/>
+      </w:pPr>
+      <w:r>
+        <w:t xml:space="preserve">☐ </w:t>
+      </w:r>
+      <w:r>
+        <w:t xml:space="preserve"> </w:t>
+      </w:r>
+      <w:r>
+        <w:rPr>
+          <w:b/>
+          <w:color w:val="14233F"/>
+        </w:rPr>
+        <w:t>Installable web app</w:t>
+      </w:r>
+      <w:r>
+        <w:t xml:space="preserve"> (added to the phone's home screen from the browser; cheapest option)</w:t>
+      </w:r>
+    </w:p>
+    <w:p>
+      <w:pPr>
+        <w:spacing w:after="60"/>
+        <w:ind w:left="288"/>
+      </w:pPr>
+      <w:r>
+        <w:t xml:space="preserve">☐ </w:t>
+      </w:r>
+      <w:r>
+        <w:t xml:space="preserve"> </w:t>
+      </w:r>
+      <w:r>
+        <w:rPr>
+          <w:b/>
+          <w:color w:val="14233F"/>
+        </w:rPr>
+        <w:t>Native Android app</w:t>
+      </w:r>
+      <w:r>
+        <w:t xml:space="preserve"> for students, teachers and parents</w:t>
+      </w:r>
+    </w:p>
+    <w:p>
+      <w:pPr>
+        <w:spacing w:after="60"/>
+        <w:ind w:left="720"/>
+      </w:pPr>
+      <w:r>
+        <w:t xml:space="preserve">☐ </w:t>
+      </w:r>
+      <w:r>
+        <w:t xml:space="preserve"> Distributed </w:t>
+      </w:r>
+      <w:r>
+        <w:rPr>
+          <w:b/>
+          <w:color w:val="14233F"/>
+        </w:rPr>
+        <w:t>directly from our website</w:t>
+      </w:r>
+      <w:r>
+        <w:t xml:space="preserve"> (no Google Play account; the app updates itself)</w:t>
+      </w:r>
+    </w:p>
+    <w:p>
+      <w:pPr>
+        <w:spacing w:after="60"/>
+        <w:ind w:left="720"/>
+      </w:pPr>
+      <w:r>
+        <w:t xml:space="preserve">☐ </w:t>
+      </w:r>
+      <w:r>
+        <w:t xml:space="preserve"> Also published on </w:t>
+      </w:r>
+      <w:r>
+        <w:rPr>
+          <w:b/>
+          <w:color w:val="14233F"/>
+        </w:rPr>
+        <w:t>Google Play</w:t>
+      </w:r>
+      <w:r>
+        <w:t xml:space="preserve"> (needs a paid developer account — flag it)</w:t>
+      </w:r>
+    </w:p>
+    <w:p>
+      <w:pPr>
+        <w:spacing w:after="60"/>
+        <w:ind w:left="720"/>
+      </w:pPr>
+      <w:r>
+        <w:t xml:space="preserve">☐ </w:t>
+      </w:r>
+      <w:r>
+        <w:t xml:space="preserve"> </w:t>
+      </w:r>
+      <w:r>
+        <w:rPr>
+          <w:b/>
+          <w:color w:val="14233F"/>
+        </w:rPr>
+        <w:t>Force an update</w:t>
+      </w:r>
+      <w:r>
+        <w:t xml:space="preserve"> when an important version is released</w:t>
+      </w:r>
+    </w:p>
+    <w:p>
+      <w:pPr>
+        <w:spacing w:after="60"/>
+        <w:ind w:left="720"/>
+      </w:pPr>
+      <w:r>
+        <w:t xml:space="preserve">☐ </w:t>
+      </w:r>
+      <w:r>
+        <w:t xml:space="preserve"> </w:t>
+      </w:r>
+      <w:r>
+        <w:rPr>
+          <w:b/>
+          <w:color w:val="14233F"/>
+        </w:rPr>
+        <w:t>Parent links open straight in the app</w:t>
+      </w:r>
+    </w:p>
+    <w:p>
+      <w:pPr>
+        <w:spacing w:after="60"/>
+        <w:ind w:left="288"/>
+      </w:pPr>
+      <w:r>
+        <w:t xml:space="preserve">•  </w:t>
+      </w:r>
+      <w:r>
+        <w:t xml:space="preserve">iPhone (iOS) app needed? </w:t>
+      </w:r>
+      <w:r>
+        <w:t xml:space="preserve">☐ </w:t>
+      </w:r>
+      <w:r>
+        <w:t xml:space="preserve"> No  </w:t>
+      </w:r>
+      <w:r>
+        <w:t xml:space="preserve">☐ </w:t>
+      </w:r>
+      <w:r>
+        <w:t xml:space="preserve"> Yes (note: needs an Apple developer account and a Mac — flag it)</w:t>
+      </w:r>
+    </w:p>
+    <w:p>
+      <w:pPr>
+        <w:spacing w:after="60"/>
+        <w:ind w:left="288"/>
+      </w:pPr>
+      <w:r>
+        <w:t xml:space="preserve">•  </w:t>
+      </w:r>
+      <w:r>
+        <w:rPr>
+          <w:b/>
+          <w:color w:val="14233F"/>
+        </w:rPr>
+        <w:t>Who will keep the app's signing key safe?</w:t>
+      </w:r>
+      <w:r>
+        <w:t xml:space="preserve"> (If it is lost, every user must uninstall and reinstall.) Name / office: </w:t>
+      </w:r>
+      <w:r>
+        <w:rPr>
+          <w:u w:val="single"/>
+        </w:rPr>
+        <w:t xml:space="preserve">                          </w:t>
+      </w:r>
+    </w:p>
+    <w:p>
+      <w:pPr>
+        <w:spacing w:before="240" w:after="80"/>
+        <w:pBdr>
+          <w:bottom w:val="single" w:sz="10" w:space="4" w:color="b8912e"/>
+        </w:pBdr>
+      </w:pPr>
+      <w:r>
+        <w:rPr>
+          <w:b/>
+          <w:color w:val="14233F"/>
+          <w:sz w:val="27"/>
+        </w:rPr>
+        <w:t>9. Directorates &amp; campus-life portals (each is optional)</w:t>
+      </w:r>
+    </w:p>
+    <w:p>
+      <w:pPr>
+        <w:ind w:left="216"/>
+      </w:pPr>
+      <w:r>
+        <w:rPr>
+          <w:i/>
+          <w:color w:val="5B616B"/>
+        </w:rPr>
+      </w:r>
+      <w:r>
+        <w:rPr>
+          <w:i/>
+          <w:color w:val="5B616B"/>
+        </w:rPr>
+        <w:t xml:space="preserve">Each one can be a section of the main site or its own sub-site (e.g. </w:t>
+      </w:r>
+      <w:r>
+        <w:rPr>
+          <w:rFonts w:ascii="Consolas" w:hAnsi="Consolas"/>
+          <w:i/>
+          <w:color w:val="5B616B"/>
+          <w:sz w:val="19"/>
+        </w:rPr>
+        <w:t>qec.example.edu.pk</w:t>
+      </w:r>
+      <w:r>
+        <w:rPr>
+          <w:i/>
+          <w:color w:val="5B616B"/>
+        </w:rPr>
+        <w:t>). Tick only what you run.</w:t>
+      </w:r>
+    </w:p>
+    <w:p>
+      <w:pPr>
+        <w:spacing w:after="60"/>
+        <w:ind w:left="288"/>
+      </w:pPr>
+      <w:r>
+        <w:t xml:space="preserve">☐ </w:t>
+      </w:r>
+      <w:r>
+        <w:t xml:space="preserve"> </w:t>
+      </w:r>
+      <w:r>
+        <w:rPr>
+          <w:b/>
+          <w:color w:val="14233F"/>
+        </w:rPr>
+        <w:t>Quality Enhancement Cell (QEC)</w:t>
+      </w:r>
+      <w:r>
+        <w:t xml:space="preserve"> — Now </w:t>
+      </w:r>
+      <w:r>
+        <w:t xml:space="preserve">☐ </w:t>
+      </w:r>
+      <w:r>
+        <w:t xml:space="preserve"> / Later </w:t>
+      </w:r>
+      <w:r>
+        <w:t xml:space="preserve">☐ </w:t>
+      </w:r>
+    </w:p>
+    <w:p>
+      <w:pPr>
+        <w:spacing w:after="60"/>
+        <w:ind w:left="720"/>
+      </w:pPr>
+      <w:r>
+        <w:t xml:space="preserve">☐ </w:t>
+      </w:r>
+      <w:r>
+        <w:t xml:space="preserve"> Anonymous </w:t>
+      </w:r>
+      <w:r>
+        <w:rPr>
+          <w:b/>
+          <w:color w:val="14233F"/>
+        </w:rPr>
+        <w:t>student evaluation of teachers/courses</w:t>
+      </w:r>
+      <w:r>
+        <w:t xml:space="preserve"> (HEC-style questionnaire), opened in controlled cycles, one response per student per course</w:t>
+      </w:r>
+    </w:p>
+    <w:p>
+      <w:pPr>
+        <w:spacing w:after="60"/>
+        <w:ind w:left="720"/>
+      </w:pPr>
+      <w:r>
+        <w:t xml:space="preserve">☐ </w:t>
+      </w:r>
+      <w:r>
+        <w:t xml:space="preserve"> Director's </w:t>
+      </w:r>
+      <w:r>
+        <w:rPr>
+          <w:b/>
+          <w:color w:val="14233F"/>
+        </w:rPr>
+        <w:t>analytics dashboard</w:t>
+      </w:r>
+      <w:r>
+        <w:t xml:space="preserve">   </w:t>
+      </w:r>
+      <w:r>
+        <w:t xml:space="preserve">☐ </w:t>
+      </w:r>
+      <w:r>
+        <w:t xml:space="preserve"> Publish </w:t>
+      </w:r>
+      <w:r>
+        <w:rPr>
+          <w:b/>
+          <w:color w:val="14233F"/>
+        </w:rPr>
+        <w:t>Self-Assessment Reports (SAR)</w:t>
+      </w:r>
+      <w:r>
+        <w:t xml:space="preserve"> and QEC documents</w:t>
+      </w:r>
+    </w:p>
+    <w:p>
+      <w:pPr>
+        <w:spacing w:after="60"/>
+        <w:ind w:left="288"/>
+      </w:pPr>
+      <w:r>
+        <w:t xml:space="preserve">☐ </w:t>
+      </w:r>
+      <w:r>
+        <w:t xml:space="preserve"> </w:t>
+      </w:r>
+      <w:r>
+        <w:rPr>
+          <w:b/>
+          <w:color w:val="14233F"/>
+        </w:rPr>
+        <w:t>Student Affairs / Societies</w:t>
+      </w:r>
+      <w:r>
+        <w:t xml:space="preserve"> — Now </w:t>
+      </w:r>
+      <w:r>
+        <w:t xml:space="preserve">☐ </w:t>
+      </w:r>
+      <w:r>
+        <w:t xml:space="preserve"> / Later </w:t>
+      </w:r>
+      <w:r>
+        <w:t xml:space="preserve">☐ </w:t>
+      </w:r>
+    </w:p>
+    <w:p>
+      <w:pPr>
+        <w:spacing w:after="60"/>
+        <w:ind w:left="720"/>
+      </w:pPr>
+      <w:r>
+        <w:t xml:space="preserve">•  </w:t>
+      </w:r>
+      <w:r>
+        <w:t xml:space="preserve">How many societies/clubs? </w:t>
+      </w:r>
+      <w:r>
+        <w:rPr>
+          <w:u w:val="single"/>
+        </w:rPr>
+        <w:t xml:space="preserve">                          </w:t>
+      </w:r>
+      <w:r>
+        <w:t xml:space="preserve">   </w:t>
+      </w:r>
+      <w:r>
+        <w:t xml:space="preserve">☐ </w:t>
+      </w:r>
+      <w:r>
+        <w:t xml:space="preserve"> Student </w:t>
+      </w:r>
+      <w:r>
+        <w:rPr>
+          <w:b/>
+          <w:color w:val="14233F"/>
+        </w:rPr>
+        <w:t>cabinet</w:t>
+      </w:r>
+      <w:r>
+        <w:t xml:space="preserve"> roster   </w:t>
+      </w:r>
+      <w:r>
+        <w:t xml:space="preserve">☐ </w:t>
+      </w:r>
+      <w:r>
+        <w:t xml:space="preserve"> </w:t>
+      </w:r>
+      <w:r>
+        <w:rPr>
+          <w:b/>
+          <w:color w:val="14233F"/>
+        </w:rPr>
+        <w:t>Events calendar</w:t>
+      </w:r>
+      <w:r>
+        <w:t xml:space="preserve"> (auto-moves past events to archive)   </w:t>
+      </w:r>
+      <w:r>
+        <w:t xml:space="preserve">☐ </w:t>
+      </w:r>
+      <w:r>
+        <w:t xml:space="preserve"> Online </w:t>
+      </w:r>
+      <w:r>
+        <w:rPr>
+          <w:b/>
+          <w:color w:val="14233F"/>
+        </w:rPr>
+        <w:t>membership applications</w:t>
+      </w:r>
+      <w:r>
+        <w:t xml:space="preserve"> approved by the in-charge</w:t>
+      </w:r>
+    </w:p>
+    <w:p>
+      <w:pPr>
+        <w:spacing w:after="60"/>
+        <w:ind w:left="288"/>
+      </w:pPr>
+      <w:r>
+        <w:t xml:space="preserve">☐ </w:t>
+      </w:r>
+      <w:r>
+        <w:t xml:space="preserve"> </w:t>
+      </w:r>
+      <w:r>
+        <w:rPr>
+          <w:b/>
+          <w:color w:val="14233F"/>
+        </w:rPr>
+        <w:t>Sports Directorate</w:t>
+      </w:r>
+      <w:r>
+        <w:t xml:space="preserve"> — Now </w:t>
+      </w:r>
+      <w:r>
+        <w:t xml:space="preserve">☐ </w:t>
+      </w:r>
+      <w:r>
+        <w:t xml:space="preserve"> / Later </w:t>
+      </w:r>
+      <w:r>
+        <w:t xml:space="preserve">☐ </w:t>
+      </w:r>
+    </w:p>
+    <w:p>
+      <w:pPr>
+        <w:spacing w:after="60"/>
+        <w:ind w:left="720"/>
+      </w:pPr>
+      <w:r>
+        <w:t xml:space="preserve">☐ </w:t>
+      </w:r>
+      <w:r>
+        <w:t xml:space="preserve"> Disciplines &amp; events   </w:t>
+      </w:r>
+      <w:r>
+        <w:t xml:space="preserve">☐ </w:t>
+      </w:r>
+      <w:r>
+        <w:t xml:space="preserve"> Student </w:t>
+      </w:r>
+      <w:r>
+        <w:rPr>
+          <w:b/>
+          <w:color w:val="14233F"/>
+        </w:rPr>
+        <w:t>trial registration</w:t>
+      </w:r>
+      <w:r>
+        <w:t xml:space="preserve">   </w:t>
+      </w:r>
+      <w:r>
+        <w:t xml:space="preserve">☐ </w:t>
+      </w:r>
+      <w:r>
+        <w:t xml:space="preserve"> Trial scoring and </w:t>
+      </w:r>
+      <w:r>
+        <w:rPr>
+          <w:b/>
+          <w:color w:val="14233F"/>
+        </w:rPr>
+        <w:t>squad selection</w:t>
+      </w:r>
+      <w:r>
+        <w:t xml:space="preserve">   </w:t>
+      </w:r>
+      <w:r>
+        <w:t xml:space="preserve">☐ </w:t>
+      </w:r>
+      <w:r>
+        <w:t xml:space="preserve"> </w:t>
+      </w:r>
+      <w:r>
+        <w:rPr>
+          <w:b/>
+          <w:color w:val="14233F"/>
+        </w:rPr>
+        <w:t>Fixtures &amp; results</w:t>
+      </w:r>
+      <w:r>
+        <w:t xml:space="preserve">   </w:t>
+      </w:r>
+      <w:r>
+        <w:t xml:space="preserve">☐ </w:t>
+      </w:r>
+      <w:r>
+        <w:t xml:space="preserve"> CSV export</w:t>
+      </w:r>
+    </w:p>
+    <w:p>
+      <w:pPr>
+        <w:spacing w:after="60"/>
+        <w:ind w:left="288"/>
+      </w:pPr>
+      <w:r>
+        <w:t xml:space="preserve">☐ </w:t>
+      </w:r>
+      <w:r>
+        <w:t xml:space="preserve"> </w:t>
+      </w:r>
+      <w:r>
+        <w:rPr>
+          <w:b/>
+          <w:color w:val="14233F"/>
+        </w:rPr>
+        <w:t>Hostel / Provost</w:t>
+      </w:r>
+      <w:r>
+        <w:t xml:space="preserve"> — Now </w:t>
+      </w:r>
+      <w:r>
+        <w:t xml:space="preserve">☐ </w:t>
+      </w:r>
+      <w:r>
+        <w:t xml:space="preserve"> / Later </w:t>
+      </w:r>
+      <w:r>
+        <w:t xml:space="preserve">☐ </w:t>
+      </w:r>
+    </w:p>
+    <w:p>
+      <w:pPr>
+        <w:spacing w:after="60"/>
+        <w:ind w:left="720"/>
+      </w:pPr>
+      <w:r>
+        <w:t xml:space="preserve">•  </w:t>
+      </w:r>
+      <w:r>
+        <w:t xml:space="preserve">Number of hostels </w:t>
+      </w:r>
+      <w:r>
+        <w:rPr>
+          <w:u w:val="single"/>
+        </w:rPr>
+        <w:t xml:space="preserve">                          </w:t>
+      </w:r>
+      <w:r>
+        <w:t xml:space="preserve">   rooms </w:t>
+      </w:r>
+      <w:r>
+        <w:rPr>
+          <w:u w:val="single"/>
+        </w:rPr>
+        <w:t xml:space="preserve">                          </w:t>
+      </w:r>
+      <w:r>
+        <w:t xml:space="preserve">   beds </w:t>
+      </w:r>
+      <w:r>
+        <w:rPr>
+          <w:u w:val="single"/>
+        </w:rPr>
+        <w:t xml:space="preserve">                          </w:t>
+      </w:r>
+    </w:p>
+    <w:p>
+      <w:pPr>
+        <w:spacing w:after="60"/>
+        <w:ind w:left="720"/>
+      </w:pPr>
+      <w:r>
+        <w:t xml:space="preserve">☐ </w:t>
+      </w:r>
+      <w:r>
+        <w:t xml:space="preserve"> </w:t>
+      </w:r>
+      <w:r>
+        <w:rPr>
+          <w:b/>
+          <w:color w:val="14233F"/>
+        </w:rPr>
+        <w:t>Online hostel application</w:t>
+      </w:r>
+      <w:r>
+        <w:t xml:space="preserve"> with a </w:t>
+      </w:r>
+      <w:r>
+        <w:rPr>
+          <w:b/>
+          <w:color w:val="14233F"/>
+        </w:rPr>
+        <w:t>merit list</w:t>
+      </w:r>
+      <w:r>
+        <w:t xml:space="preserve"> (merit formula, e.g. marks + distance from home: </w:t>
+      </w:r>
+      <w:r>
+        <w:rPr>
+          <w:u w:val="single"/>
+        </w:rPr>
+        <w:t xml:space="preserve">                          </w:t>
+      </w:r>
+      <w:r>
+        <w:t xml:space="preserve"> )</w:t>
+      </w:r>
+    </w:p>
+    <w:p>
+      <w:pPr>
+        <w:spacing w:after="60"/>
+        <w:ind w:left="720"/>
+      </w:pPr>
+      <w:r>
+        <w:t xml:space="preserve">☐ </w:t>
+      </w:r>
+      <w:r>
+        <w:t xml:space="preserve"> </w:t>
+      </w:r>
+      <w:r>
+        <w:rPr>
+          <w:b/>
+          <w:color w:val="14233F"/>
+        </w:rPr>
+        <w:t>Room &amp; bed chart</w:t>
+      </w:r>
+      <w:r>
+        <w:t xml:space="preserve"> for the warden (mark beds occupied / vacant / damaged, transfer residents)</w:t>
+      </w:r>
+    </w:p>
+    <w:p>
+      <w:pPr>
+        <w:spacing w:after="60"/>
+        <w:ind w:left="720"/>
+      </w:pPr>
+      <w:r>
+        <w:t xml:space="preserve">☐ </w:t>
+      </w:r>
+      <w:r>
+        <w:t xml:space="preserve"> </w:t>
+      </w:r>
+      <w:r>
+        <w:rPr>
+          <w:b/>
+          <w:color w:val="14233F"/>
+        </w:rPr>
+        <w:t>Allotment → fee challan → bursar clearance</w:t>
+      </w:r>
+      <w:r>
+        <w:t xml:space="preserve"> before a resident is activated</w:t>
+      </w:r>
+    </w:p>
+    <w:p>
+      <w:pPr>
+        <w:spacing w:after="60"/>
+        <w:ind w:left="720"/>
+      </w:pPr>
+      <w:r>
+        <w:t xml:space="preserve">☐ </w:t>
+      </w:r>
+      <w:r>
+        <w:t xml:space="preserve"> Resident self-service: </w:t>
+      </w:r>
+      <w:r>
+        <w:t xml:space="preserve">☐ </w:t>
+      </w:r>
+      <w:r>
+        <w:t xml:space="preserve"> gate passes  </w:t>
+      </w:r>
+      <w:r>
+        <w:t xml:space="preserve">☐ </w:t>
+      </w:r>
+      <w:r>
+        <w:t xml:space="preserve"> leave requests  </w:t>
+      </w:r>
+      <w:r>
+        <w:t xml:space="preserve">☐ </w:t>
+      </w:r>
+      <w:r>
+        <w:t xml:space="preserve"> complaints  </w:t>
+      </w:r>
+      <w:r>
+        <w:t xml:space="preserve">☐ </w:t>
+      </w:r>
+      <w:r>
+        <w:t xml:space="preserve"> attendance record</w:t>
+      </w:r>
+    </w:p>
+    <w:p>
+      <w:pPr>
+        <w:spacing w:after="60"/>
+        <w:ind w:left="720"/>
+      </w:pPr>
+      <w:r>
+        <w:t xml:space="preserve">☐ </w:t>
+      </w:r>
+      <w:r>
+        <w:t xml:space="preserve"> </w:t>
+      </w:r>
+      <w:r>
+        <w:rPr>
+          <w:b/>
+          <w:color w:val="14233F"/>
+        </w:rPr>
+        <w:t>Night roll-call</w:t>
+      </w:r>
+    </w:p>
+    <w:p>
+      <w:pPr>
+        <w:spacing w:after="60"/>
+        <w:ind w:left="288"/>
+      </w:pPr>
+      <w:r>
+        <w:t xml:space="preserve">☐ </w:t>
+      </w:r>
+      <w:r>
+        <w:t xml:space="preserve"> </w:t>
+      </w:r>
+      <w:r>
+        <w:rPr>
+          <w:b/>
+          <w:color w:val="14233F"/>
+        </w:rPr>
+        <w:t>Academic blog</w:t>
+      </w:r>
+      <w:r>
+        <w:t xml:space="preserve"> (articles by staff and students, reviewed before publishing)</w:t>
+      </w:r>
+    </w:p>
+    <w:p>
+      <w:pPr>
+        <w:spacing w:after="60"/>
+        <w:ind w:left="288"/>
+      </w:pPr>
+      <w:r>
+        <w:t xml:space="preserve">☐ </w:t>
+      </w:r>
+      <w:r>
+        <w:t xml:space="preserve"> </w:t>
+      </w:r>
+      <w:r>
+        <w:rPr>
+          <w:b/>
+          <w:color w:val="14233F"/>
+        </w:rPr>
+        <w:t>Research journal</w:t>
+      </w:r>
+      <w:r>
+        <w:t xml:space="preserve"> (peer-reviewed, e.g. an e-journal with its own name: </w:t>
+      </w:r>
+      <w:r>
+        <w:rPr>
+          <w:u w:val="single"/>
+        </w:rPr>
+        <w:t xml:space="preserve">                          </w:t>
+      </w:r>
+      <w:r>
+        <w:t xml:space="preserve"> )</w:t>
+      </w:r>
+    </w:p>
+    <w:p>
+      <w:pPr>
+        <w:spacing w:after="60"/>
+        <w:ind w:left="720"/>
+      </w:pPr>
+      <w:r>
+        <w:t xml:space="preserve">☐ </w:t>
+      </w:r>
+      <w:r>
+        <w:t xml:space="preserve"> Submissions only from </w:t>
+      </w:r>
+      <w:r>
+        <w:rPr>
+          <w:b/>
+          <w:color w:val="14233F"/>
+        </w:rPr>
+        <w:t>institutional email addresses</w:t>
+      </w:r>
+      <w:r>
+        <w:t xml:space="preserve">   </w:t>
+      </w:r>
+      <w:r>
+        <w:t xml:space="preserve">☐ </w:t>
+      </w:r>
+      <w:r>
+        <w:t xml:space="preserve"> Submission window opened/closed by the editor   </w:t>
+      </w:r>
+      <w:r>
+        <w:t xml:space="preserve">☐ </w:t>
+      </w:r>
+      <w:r>
+        <w:t xml:space="preserve"> Author consent step before publishing</w:t>
+      </w:r>
+    </w:p>
+    <w:p>
+      <w:pPr>
+        <w:spacing w:after="60"/>
+        <w:ind w:left="288"/>
+      </w:pPr>
+      <w:r>
+        <w:t xml:space="preserve">☐ </w:t>
+      </w:r>
+      <w:r>
+        <w:t xml:space="preserve"> </w:t>
+      </w:r>
       <w:r>
         <w:rPr>
           <w:b/>
@@ -1694,60 +3849,19 @@
         <w:t>Alumni</w:t>
       </w:r>
       <w:r>
-        <w:t xml:space="preserve"> — Now </w:t>
+        <w:t xml:space="preserve"> — </w:t>
       </w:r>
       <w:r>
         <w:t xml:space="preserve">☐ </w:t>
       </w:r>
       <w:r>
-        <w:t xml:space="preserve"> / Later </w:t>
+        <w:t xml:space="preserve"> Self-registration (verified by a college document, reviewed before listing)  </w:t>
       </w:r>
       <w:r>
         <w:t xml:space="preserve">☐ </w:t>
       </w:r>
-    </w:p>
-    <w:p>
-      <w:pPr>
-        <w:spacing w:after="60"/>
-        <w:ind w:left="288"/>
-      </w:pPr>
-      <w:r>
-        <w:t xml:space="preserve">☐ </w:t>
-      </w:r>
-      <w:r>
-        <w:t xml:space="preserve"> Alumni </w:t>
-      </w:r>
-      <w:r>
-        <w:rPr>
-          <w:b/>
-          <w:color w:val="14233F"/>
-        </w:rPr>
-        <w:t>self-registration</w:t>
-      </w:r>
-      <w:r>
-        <w:t xml:space="preserve"> (verified by a college document, reviewed before listing)</w:t>
-      </w:r>
-    </w:p>
-    <w:p>
-      <w:pPr>
-        <w:spacing w:after="60"/>
-        <w:ind w:left="288"/>
-      </w:pPr>
-      <w:r>
-        <w:t xml:space="preserve">☐ </w:t>
-      </w:r>
-      <w:r>
-        <w:t xml:space="preserve"> Public </w:t>
-      </w:r>
-      <w:r>
-        <w:rPr>
-          <w:b/>
-          <w:color w:val="14233F"/>
-        </w:rPr>
-        <w:t>alumni directory</w:t>
-      </w:r>
-      <w:r>
-        <w:t xml:space="preserve">   </w:t>
+      <w:r>
+        <w:t xml:space="preserve"> Public directory (contact shown only with consent)  </w:t>
       </w:r>
       <w:r>
         <w:t xml:space="preserve">☐ </w:t>
@@ -1764,15 +3878,6 @@
       </w:r>
     </w:p>
     <w:p>
-      <w:r>
-        <w:rPr>
-          <w:b/>
-          <w:color w:val="14233F"/>
-        </w:rPr>
-        <w:t>Other</w:t>
-      </w:r>
-    </w:p>
-    <w:p>
       <w:pPr>
         <w:spacing w:after="60"/>
         <w:ind w:left="288"/>
@@ -1781,51 +3886,7 @@
         <w:t xml:space="preserve">☐ </w:t>
       </w:r>
       <w:r>
-        <w:t xml:space="preserve"> </w:t>
-      </w:r>
-      <w:r>
-        <w:rPr>
-          <w:b/>
-          <w:color w:val="14233F"/>
-        </w:rPr>
-        <w:t>Results lookup</w:t>
-      </w:r>
-      <w:r>
-        <w:t xml:space="preserve"> (roll number → result)</w:t>
-      </w:r>
-    </w:p>
-    <w:p>
-      <w:pPr>
-        <w:spacing w:after="60"/>
-        <w:ind w:left="288"/>
-      </w:pPr>
-      <w:r>
-        <w:t xml:space="preserve">☐ </w:t>
-      </w:r>
-      <w:r>
-        <w:t xml:space="preserve"> </w:t>
-      </w:r>
-      <w:r>
-        <w:rPr>
-          <w:b/>
-          <w:color w:val="14233F"/>
-        </w:rPr>
-        <w:t>Flash announcements / admission-campaign pop-ups</w:t>
-      </w:r>
-      <w:r>
-        <w:t xml:space="preserve"> (scheduled, auto-expiring)</w:t>
-      </w:r>
-    </w:p>
-    <w:p>
-      <w:pPr>
-        <w:spacing w:after="60"/>
-        <w:ind w:left="288"/>
-      </w:pPr>
-      <w:r>
-        <w:t xml:space="preserve">☐ </w:t>
-      </w:r>
-      <w:r>
-        <w:t xml:space="preserve"> Other: </w:t>
+        <w:t xml:space="preserve"> Other directorate / office that needs its own page or portal: </w:t>
       </w:r>
       <w:r>
         <w:rPr>
@@ -1847,7 +3908,811 @@
           <w:color w:val="14233F"/>
           <w:sz w:val="27"/>
         </w:rPr>
-        <w:t>7. Hosting &amp; technical</w:t>
+        <w:t>10. Accessibility &amp; inclusion</w:t>
+      </w:r>
+    </w:p>
+    <w:p>
+      <w:pPr>
+        <w:spacing w:after="60"/>
+        <w:ind w:left="288"/>
+      </w:pPr>
+      <w:r>
+        <w:t xml:space="preserve">•  </w:t>
+      </w:r>
+      <w:r>
+        <w:rPr>
+          <w:b/>
+          <w:color w:val="14233F"/>
+        </w:rPr>
+        <w:t>Baseline:</w:t>
+      </w:r>
+      <w:r>
+        <w:t xml:space="preserve"> </w:t>
+      </w:r>
+      <w:r>
+        <w:t xml:space="preserve">☐ </w:t>
+      </w:r>
+      <w:r>
+        <w:t xml:space="preserve"> Must work well on phones  </w:t>
+      </w:r>
+      <w:r>
+        <w:t xml:space="preserve">☐ </w:t>
+      </w:r>
+      <w:r>
+        <w:t xml:space="preserve"> Screen-reader friendly  </w:t>
+      </w:r>
+      <w:r>
+        <w:t xml:space="preserve">☐ </w:t>
+      </w:r>
+      <w:r>
+        <w:t xml:space="preserve"> Both (recommended)</w:t>
+      </w:r>
+    </w:p>
+    <w:p>
+      <w:pPr>
+        <w:spacing w:after="60"/>
+        <w:ind w:left="288"/>
+      </w:pPr>
+      <w:r>
+        <w:t xml:space="preserve">☐ </w:t>
+      </w:r>
+      <w:r>
+        <w:t xml:space="preserve"> </w:t>
+      </w:r>
+      <w:r>
+        <w:rPr>
+          <w:b/>
+          <w:color w:val="14233F"/>
+        </w:rPr>
+        <w:t>High-contrast mode and larger text</w:t>
+      </w:r>
+      <w:r>
+        <w:t xml:space="preserve"> switch</w:t>
+      </w:r>
+    </w:p>
+    <w:p>
+      <w:pPr>
+        <w:spacing w:after="60"/>
+        <w:ind w:left="288"/>
+      </w:pPr>
+      <w:r>
+        <w:t xml:space="preserve">☐ </w:t>
+      </w:r>
+      <w:r>
+        <w:t xml:space="preserve"> </w:t>
+      </w:r>
+      <w:r>
+        <w:rPr>
+          <w:b/>
+          <w:color w:val="14233F"/>
+        </w:rPr>
+        <w:t>Audio “daily briefing”</w:t>
+      </w:r>
+      <w:r>
+        <w:t xml:space="preserve"> for blind students (today's classes, rooms, teachers, attendance — spoken aloud)</w:t>
+      </w:r>
+    </w:p>
+    <w:p>
+      <w:pPr>
+        <w:spacing w:after="60"/>
+        <w:ind w:left="288"/>
+      </w:pPr>
+      <w:r>
+        <w:t xml:space="preserve">☐ </w:t>
+      </w:r>
+      <w:r>
+        <w:t xml:space="preserve"> </w:t>
+      </w:r>
+      <w:r>
+        <w:rPr>
+          <w:b/>
+          <w:color w:val="14233F"/>
+        </w:rPr>
+        <w:t>Screen-reader-friendly timetable</w:t>
+      </w:r>
+      <w:r>
+        <w:t xml:space="preserve"> (a day-by-day list instead of a grid)</w:t>
+      </w:r>
+    </w:p>
+    <w:p>
+      <w:pPr>
+        <w:spacing w:after="60"/>
+        <w:ind w:left="288"/>
+      </w:pPr>
+      <w:r>
+        <w:t xml:space="preserve">☐ </w:t>
+      </w:r>
+      <w:r>
+        <w:t xml:space="preserve"> </w:t>
+      </w:r>
+      <w:r>
+        <w:rPr>
+          <w:b/>
+          <w:color w:val="14233F"/>
+        </w:rPr>
+        <w:t>Listen button</w:t>
+      </w:r>
+      <w:r>
+        <w:t xml:space="preserve"> on notices (read aloud in English and the local language)</w:t>
+      </w:r>
+    </w:p>
+    <w:p>
+      <w:pPr>
+        <w:spacing w:after="60"/>
+        <w:ind w:left="288"/>
+      </w:pPr>
+      <w:r>
+        <w:t xml:space="preserve">☐ </w:t>
+      </w:r>
+      <w:r>
+        <w:t xml:space="preserve"> </w:t>
+      </w:r>
+      <w:r>
+        <w:rPr>
+          <w:b/>
+          <w:color w:val="14233F"/>
+        </w:rPr>
+        <w:t>Staff publishing rule:</w:t>
+      </w:r>
+      <w:r>
+        <w:t xml:space="preserve"> no image-only notices — every notice must have readable text</w:t>
+      </w:r>
+    </w:p>
+    <w:p>
+      <w:pPr>
+        <w:spacing w:after="60"/>
+        <w:ind w:left="288"/>
+      </w:pPr>
+      <w:r>
+        <w:t xml:space="preserve">☐ </w:t>
+      </w:r>
+      <w:r>
+        <w:t xml:space="preserve"> Mobile app with </w:t>
+      </w:r>
+      <w:r>
+        <w:rPr>
+          <w:b/>
+          <w:color w:val="14233F"/>
+        </w:rPr>
+        <w:t>TalkBack</w:t>
+      </w:r>
+      <w:r>
+        <w:t xml:space="preserve"> support and vibration feedback</w:t>
+      </w:r>
+    </w:p>
+    <w:p>
+      <w:pPr>
+        <w:spacing w:before="240" w:after="80"/>
+        <w:pBdr>
+          <w:bottom w:val="single" w:sz="10" w:space="4" w:color="b8912e"/>
+        </w:pBdr>
+      </w:pPr>
+      <w:r>
+        <w:rPr>
+          <w:b/>
+          <w:color w:val="14233F"/>
+          <w:sz w:val="27"/>
+        </w:rPr>
+        <w:t>11. People, roles &amp; access</w:t>
+      </w:r>
+    </w:p>
+    <w:p>
+      <w:pPr>
+        <w:ind w:left="216"/>
+      </w:pPr>
+      <w:r>
+        <w:rPr>
+          <w:i/>
+          <w:color w:val="5B616B"/>
+        </w:rPr>
+      </w:r>
+      <w:r>
+        <w:rPr>
+          <w:i/>
+          <w:color w:val="5B616B"/>
+        </w:rPr>
+        <w:t>Who holds which office, so the right people get the right access on day one. Names can be added later; the office is what matters.</w:t>
+      </w:r>
+    </w:p>
+    <w:tbl>
+      <w:tblPr>
+        <w:tblStyle w:val="TableGrid"/>
+        <w:tblW w:type="auto" w:w="0"/>
+        <w:tblLook w:firstColumn="1" w:firstRow="1" w:lastColumn="0" w:lastRow="0" w:noHBand="0" w:noVBand="1" w:val="04A0"/>
+      </w:tblPr>
+      <w:tblGrid>
+        <w:gridCol w:w="3312"/>
+        <w:gridCol w:w="3312"/>
+        <w:gridCol w:w="3312"/>
+      </w:tblGrid>
+      <w:tr>
+        <w:tc>
+          <w:tcPr>
+            <w:tcW w:type="dxa" w:w="3312"/>
+          </w:tcPr>
+          <w:p>
+            <w:r/>
+            <w:r>
+              <w:rPr>
+                <w:b/>
+                <w:color w:val="14233F"/>
+              </w:rPr>
+              <w:t>Office</w:t>
+            </w:r>
+          </w:p>
+        </w:tc>
+        <w:tc>
+          <w:tcPr>
+            <w:tcW w:type="dxa" w:w="3312"/>
+          </w:tcPr>
+          <w:p>
+            <w:r/>
+            <w:r>
+              <w:rPr>
+                <w:b/>
+                <w:color w:val="14233F"/>
+              </w:rPr>
+              <w:t>Name (optional)</w:t>
+            </w:r>
+          </w:p>
+        </w:tc>
+        <w:tc>
+          <w:tcPr>
+            <w:tcW w:type="dxa" w:w="3312"/>
+          </w:tcPr>
+          <w:p>
+            <w:r/>
+            <w:r>
+              <w:rPr>
+                <w:b/>
+                <w:color w:val="14233F"/>
+              </w:rPr>
+              <w:t>Official email</w:t>
+            </w:r>
+          </w:p>
+        </w:tc>
+      </w:tr>
+      <w:tr>
+        <w:tc>
+          <w:tcPr>
+            <w:tcW w:type="dxa" w:w="3312"/>
+          </w:tcPr>
+          <w:p>
+            <w:r/>
+            <w:r>
+              <w:t>Principal / Head of institution</w:t>
+            </w:r>
+          </w:p>
+        </w:tc>
+        <w:tc>
+          <w:tcPr>
+            <w:tcW w:type="dxa" w:w="3312"/>
+          </w:tcPr>
+          <w:p>
+            <w:r/>
+            <w:r>
+              <w:rPr>
+                <w:u w:val="single"/>
+              </w:rPr>
+              <w:t xml:space="preserve">                          </w:t>
+            </w:r>
+          </w:p>
+        </w:tc>
+        <w:tc>
+          <w:tcPr>
+            <w:tcW w:type="dxa" w:w="3312"/>
+          </w:tcPr>
+          <w:p>
+            <w:r/>
+            <w:r>
+              <w:rPr>
+                <w:u w:val="single"/>
+              </w:rPr>
+              <w:t xml:space="preserve">                          </w:t>
+            </w:r>
+          </w:p>
+        </w:tc>
+      </w:tr>
+      <w:tr>
+        <w:tc>
+          <w:tcPr>
+            <w:tcW w:type="dxa" w:w="3312"/>
+          </w:tcPr>
+          <w:p>
+            <w:r/>
+            <w:r>
+              <w:t>Vice Principal (Academics)</w:t>
+            </w:r>
+          </w:p>
+        </w:tc>
+        <w:tc>
+          <w:tcPr>
+            <w:tcW w:type="dxa" w:w="3312"/>
+          </w:tcPr>
+          <w:p>
+            <w:r/>
+            <w:r>
+              <w:rPr>
+                <w:u w:val="single"/>
+              </w:rPr>
+              <w:t xml:space="preserve">                          </w:t>
+            </w:r>
+          </w:p>
+        </w:tc>
+        <w:tc>
+          <w:tcPr>
+            <w:tcW w:type="dxa" w:w="3312"/>
+          </w:tcPr>
+          <w:p>
+            <w:r/>
+            <w:r>
+              <w:rPr>
+                <w:u w:val="single"/>
+              </w:rPr>
+              <w:t xml:space="preserve">                          </w:t>
+            </w:r>
+          </w:p>
+        </w:tc>
+      </w:tr>
+      <w:tr>
+        <w:tc>
+          <w:tcPr>
+            <w:tcW w:type="dxa" w:w="3312"/>
+          </w:tcPr>
+          <w:p>
+            <w:r/>
+            <w:r>
+              <w:t>Webmaster / IT lead (owns the site)</w:t>
+            </w:r>
+          </w:p>
+        </w:tc>
+        <w:tc>
+          <w:tcPr>
+            <w:tcW w:type="dxa" w:w="3312"/>
+          </w:tcPr>
+          <w:p>
+            <w:r/>
+            <w:r>
+              <w:rPr>
+                <w:u w:val="single"/>
+              </w:rPr>
+              <w:t xml:space="preserve">                          </w:t>
+            </w:r>
+          </w:p>
+        </w:tc>
+        <w:tc>
+          <w:tcPr>
+            <w:tcW w:type="dxa" w:w="3312"/>
+          </w:tcPr>
+          <w:p>
+            <w:r/>
+            <w:r>
+              <w:rPr>
+                <w:u w:val="single"/>
+              </w:rPr>
+              <w:t xml:space="preserve">                          </w:t>
+            </w:r>
+          </w:p>
+        </w:tc>
+      </w:tr>
+      <w:tr>
+        <w:tc>
+          <w:tcPr>
+            <w:tcW w:type="dxa" w:w="3312"/>
+          </w:tcPr>
+          <w:p>
+            <w:r/>
+            <w:r>
+              <w:t>Registrar / admissions office</w:t>
+            </w:r>
+          </w:p>
+        </w:tc>
+        <w:tc>
+          <w:tcPr>
+            <w:tcW w:type="dxa" w:w="3312"/>
+          </w:tcPr>
+          <w:p>
+            <w:r/>
+            <w:r>
+              <w:rPr>
+                <w:u w:val="single"/>
+              </w:rPr>
+              <w:t xml:space="preserve">                          </w:t>
+            </w:r>
+          </w:p>
+        </w:tc>
+        <w:tc>
+          <w:tcPr>
+            <w:tcW w:type="dxa" w:w="3312"/>
+          </w:tcPr>
+          <w:p>
+            <w:r/>
+            <w:r>
+              <w:rPr>
+                <w:u w:val="single"/>
+              </w:rPr>
+              <w:t xml:space="preserve">                          </w:t>
+            </w:r>
+          </w:p>
+        </w:tc>
+      </w:tr>
+      <w:tr>
+        <w:tc>
+          <w:tcPr>
+            <w:tcW w:type="dxa" w:w="3312"/>
+          </w:tcPr>
+          <w:p>
+            <w:r/>
+            <w:r>
+              <w:t>Controller of Examinations</w:t>
+            </w:r>
+          </w:p>
+        </w:tc>
+        <w:tc>
+          <w:tcPr>
+            <w:tcW w:type="dxa" w:w="3312"/>
+          </w:tcPr>
+          <w:p>
+            <w:r/>
+            <w:r>
+              <w:rPr>
+                <w:u w:val="single"/>
+              </w:rPr>
+              <w:t xml:space="preserve">                          </w:t>
+            </w:r>
+          </w:p>
+        </w:tc>
+        <w:tc>
+          <w:tcPr>
+            <w:tcW w:type="dxa" w:w="3312"/>
+          </w:tcPr>
+          <w:p>
+            <w:r/>
+            <w:r>
+              <w:rPr>
+                <w:u w:val="single"/>
+              </w:rPr>
+              <w:t xml:space="preserve">                          </w:t>
+            </w:r>
+          </w:p>
+        </w:tc>
+      </w:tr>
+      <w:tr>
+        <w:tc>
+          <w:tcPr>
+            <w:tcW w:type="dxa" w:w="3312"/>
+          </w:tcPr>
+          <w:p>
+            <w:r/>
+            <w:r>
+              <w:t>Timetable in-charge</w:t>
+            </w:r>
+          </w:p>
+        </w:tc>
+        <w:tc>
+          <w:tcPr>
+            <w:tcW w:type="dxa" w:w="3312"/>
+          </w:tcPr>
+          <w:p>
+            <w:r/>
+            <w:r>
+              <w:rPr>
+                <w:u w:val="single"/>
+              </w:rPr>
+              <w:t xml:space="preserve">                          </w:t>
+            </w:r>
+          </w:p>
+        </w:tc>
+        <w:tc>
+          <w:tcPr>
+            <w:tcW w:type="dxa" w:w="3312"/>
+          </w:tcPr>
+          <w:p>
+            <w:r/>
+            <w:r>
+              <w:rPr>
+                <w:u w:val="single"/>
+              </w:rPr>
+              <w:t xml:space="preserve">                          </w:t>
+            </w:r>
+          </w:p>
+        </w:tc>
+      </w:tr>
+      <w:tr>
+        <w:tc>
+          <w:tcPr>
+            <w:tcW w:type="dxa" w:w="3312"/>
+          </w:tcPr>
+          <w:p>
+            <w:r/>
+            <w:r>
+              <w:t>Director QEC</w:t>
+            </w:r>
+          </w:p>
+        </w:tc>
+        <w:tc>
+          <w:tcPr>
+            <w:tcW w:type="dxa" w:w="3312"/>
+          </w:tcPr>
+          <w:p>
+            <w:r/>
+            <w:r>
+              <w:rPr>
+                <w:u w:val="single"/>
+              </w:rPr>
+              <w:t xml:space="preserve">                          </w:t>
+            </w:r>
+          </w:p>
+        </w:tc>
+        <w:tc>
+          <w:tcPr>
+            <w:tcW w:type="dxa" w:w="3312"/>
+          </w:tcPr>
+          <w:p>
+            <w:r/>
+            <w:r>
+              <w:rPr>
+                <w:u w:val="single"/>
+              </w:rPr>
+              <w:t xml:space="preserve">                          </w:t>
+            </w:r>
+          </w:p>
+        </w:tc>
+      </w:tr>
+      <w:tr>
+        <w:tc>
+          <w:tcPr>
+            <w:tcW w:type="dxa" w:w="3312"/>
+          </w:tcPr>
+          <w:p>
+            <w:r/>
+            <w:r>
+              <w:t>In-charge Student Affairs</w:t>
+            </w:r>
+          </w:p>
+        </w:tc>
+        <w:tc>
+          <w:tcPr>
+            <w:tcW w:type="dxa" w:w="3312"/>
+          </w:tcPr>
+          <w:p>
+            <w:r/>
+            <w:r>
+              <w:rPr>
+                <w:u w:val="single"/>
+              </w:rPr>
+              <w:t xml:space="preserve">                          </w:t>
+            </w:r>
+          </w:p>
+        </w:tc>
+        <w:tc>
+          <w:tcPr>
+            <w:tcW w:type="dxa" w:w="3312"/>
+          </w:tcPr>
+          <w:p>
+            <w:r/>
+            <w:r>
+              <w:rPr>
+                <w:u w:val="single"/>
+              </w:rPr>
+              <w:t xml:space="preserve">                          </w:t>
+            </w:r>
+          </w:p>
+        </w:tc>
+      </w:tr>
+      <w:tr>
+        <w:tc>
+          <w:tcPr>
+            <w:tcW w:type="dxa" w:w="3312"/>
+          </w:tcPr>
+          <w:p>
+            <w:r/>
+            <w:r>
+              <w:t>Director of Physical Education / Sports</w:t>
+            </w:r>
+          </w:p>
+        </w:tc>
+        <w:tc>
+          <w:tcPr>
+            <w:tcW w:type="dxa" w:w="3312"/>
+          </w:tcPr>
+          <w:p>
+            <w:r/>
+            <w:r>
+              <w:rPr>
+                <w:u w:val="single"/>
+              </w:rPr>
+              <w:t xml:space="preserve">                          </w:t>
+            </w:r>
+          </w:p>
+        </w:tc>
+        <w:tc>
+          <w:tcPr>
+            <w:tcW w:type="dxa" w:w="3312"/>
+          </w:tcPr>
+          <w:p>
+            <w:r/>
+            <w:r>
+              <w:rPr>
+                <w:u w:val="single"/>
+              </w:rPr>
+              <w:t xml:space="preserve">                          </w:t>
+            </w:r>
+          </w:p>
+        </w:tc>
+      </w:tr>
+      <w:tr>
+        <w:tc>
+          <w:tcPr>
+            <w:tcW w:type="dxa" w:w="3312"/>
+          </w:tcPr>
+          <w:p>
+            <w:r/>
+            <w:r>
+              <w:t>Provost / Warden, and Bursar</w:t>
+            </w:r>
+          </w:p>
+        </w:tc>
+        <w:tc>
+          <w:tcPr>
+            <w:tcW w:type="dxa" w:w="3312"/>
+          </w:tcPr>
+          <w:p>
+            <w:r/>
+            <w:r>
+              <w:rPr>
+                <w:u w:val="single"/>
+              </w:rPr>
+              <w:t xml:space="preserve">                          </w:t>
+            </w:r>
+          </w:p>
+        </w:tc>
+        <w:tc>
+          <w:tcPr>
+            <w:tcW w:type="dxa" w:w="3312"/>
+          </w:tcPr>
+          <w:p>
+            <w:r/>
+            <w:r>
+              <w:rPr>
+                <w:u w:val="single"/>
+              </w:rPr>
+              <w:t xml:space="preserve">                          </w:t>
+            </w:r>
+          </w:p>
+        </w:tc>
+      </w:tr>
+      <w:tr>
+        <w:tc>
+          <w:tcPr>
+            <w:tcW w:type="dxa" w:w="3312"/>
+          </w:tcPr>
+          <w:p>
+            <w:r/>
+            <w:r>
+              <w:t>Journal editor</w:t>
+            </w:r>
+          </w:p>
+        </w:tc>
+        <w:tc>
+          <w:tcPr>
+            <w:tcW w:type="dxa" w:w="3312"/>
+          </w:tcPr>
+          <w:p>
+            <w:r/>
+            <w:r>
+              <w:rPr>
+                <w:u w:val="single"/>
+              </w:rPr>
+              <w:t xml:space="preserve">                          </w:t>
+            </w:r>
+          </w:p>
+        </w:tc>
+        <w:tc>
+          <w:tcPr>
+            <w:tcW w:type="dxa" w:w="3312"/>
+          </w:tcPr>
+          <w:p>
+            <w:r/>
+            <w:r>
+              <w:rPr>
+                <w:u w:val="single"/>
+              </w:rPr>
+              <w:t xml:space="preserve">                          </w:t>
+            </w:r>
+          </w:p>
+        </w:tc>
+      </w:tr>
+    </w:tbl>
+    <w:p>
+      <w:pPr>
+        <w:spacing w:after="60"/>
+        <w:ind w:left="288"/>
+      </w:pPr>
+      <w:r>
+        <w:t xml:space="preserve">•  </w:t>
+      </w:r>
+      <w:r>
+        <w:rPr>
+          <w:b/>
+          <w:color w:val="14233F"/>
+        </w:rPr>
+        <w:t>Heads of Department and coordinators:</w:t>
+      </w:r>
+      <w:r>
+        <w:t xml:space="preserve"> list per department in the materials folders (see §14).</w:t>
+      </w:r>
+    </w:p>
+    <w:p>
+      <w:pPr>
+        <w:spacing w:after="60"/>
+        <w:ind w:left="288"/>
+      </w:pPr>
+      <w:r>
+        <w:t xml:space="preserve">•  </w:t>
+      </w:r>
+      <w:r>
+        <w:rPr>
+          <w:b/>
+          <w:color w:val="14233F"/>
+        </w:rPr>
+        <w:t>Should access be limited to institutional email addresses only?</w:t>
+      </w:r>
+      <w:r>
+        <w:t xml:space="preserve"> </w:t>
+      </w:r>
+      <w:r>
+        <w:t xml:space="preserve">☐ </w:t>
+      </w:r>
+      <w:r>
+        <w:t xml:space="preserve"> Yes  </w:t>
+      </w:r>
+      <w:r>
+        <w:t xml:space="preserve">☐ </w:t>
+      </w:r>
+      <w:r>
+        <w:t xml:space="preserve"> No</w:t>
+      </w:r>
+    </w:p>
+    <w:p>
+      <w:pPr>
+        <w:spacing w:after="60"/>
+        <w:ind w:left="288"/>
+      </w:pPr>
+      <w:r>
+        <w:t xml:space="preserve">•  </w:t>
+      </w:r>
+      <w:r>
+        <w:rPr>
+          <w:b/>
+          <w:color w:val="14233F"/>
+        </w:rPr>
+        <w:t>Who approves what is published</w:t>
+      </w:r>
+      <w:r>
+        <w:t xml:space="preserve"> (news, articles, results)? </w:t>
+      </w:r>
+      <w:r>
+        <w:rPr>
+          <w:u w:val="single"/>
+        </w:rPr>
+        <w:t xml:space="preserve">                          </w:t>
+      </w:r>
+    </w:p>
+    <w:p>
+      <w:pPr>
+        <w:spacing w:before="240" w:after="80"/>
+        <w:pBdr>
+          <w:bottom w:val="single" w:sz="10" w:space="4" w:color="b8912e"/>
+        </w:pBdr>
+      </w:pPr>
+      <w:r>
+        <w:rPr>
+          <w:b/>
+          <w:color w:val="14233F"/>
+          <w:sz w:val="27"/>
+        </w:rPr>
+        <w:t>12. Hosting &amp; technical</w:t>
       </w:r>
     </w:p>
     <w:p>
@@ -2004,7 +4869,63 @@
         <w:t xml:space="preserve">☐ </w:t>
       </w:r>
       <w:r>
-        <w:t xml:space="preserve"> Don't know</w:t>
+        <w:t xml:space="preserve"> Don't know   </w:t>
+      </w:r>
+      <w:r>
+        <w:rPr>
+          <w:b/>
+          <w:color w:val="14233F"/>
+        </w:rPr>
+        <w:t>How many databases does the plan allow?</w:t>
+      </w:r>
+      <w:r>
+        <w:t xml:space="preserve"> </w:t>
+      </w:r>
+      <w:r>
+        <w:rPr>
+          <w:u w:val="single"/>
+        </w:rPr>
+        <w:t xml:space="preserve">                          </w:t>
+      </w:r>
+      <w:r>
+        <w:t xml:space="preserve"> (the full build uses up to 4: website, admissions, portal, alumni)</w:t>
+      </w:r>
+    </w:p>
+    <w:p>
+      <w:pPr>
+        <w:spacing w:after="60"/>
+        <w:ind w:left="288"/>
+      </w:pPr>
+      <w:r>
+        <w:t xml:space="preserve">•  </w:t>
+      </w:r>
+      <w:r>
+        <w:rPr>
+          <w:b/>
+          <w:color w:val="14233F"/>
+        </w:rPr>
+        <w:t>Can we add subdomains?</w:t>
+      </w:r>
+      <w:r>
+        <w:t xml:space="preserve"> (for department / directorate sub-sites) </w:t>
+      </w:r>
+      <w:r>
+        <w:t xml:space="preserve">☐ </w:t>
+      </w:r>
+      <w:r>
+        <w:t xml:space="preserve"> Yes  </w:t>
+      </w:r>
+      <w:r>
+        <w:t xml:space="preserve">☐ </w:t>
+      </w:r>
+      <w:r>
+        <w:t xml:space="preserve"> No  </w:t>
+      </w:r>
+      <w:r>
+        <w:t xml:space="preserve">☐ </w:t>
+      </w:r>
+      <w:r>
+        <w:t xml:space="preserve"> Not sure</w:t>
       </w:r>
     </w:p>
     <w:p>
@@ -2069,7 +4990,7 @@
         <w:t>Google Workspace domain</w:t>
       </w:r>
       <w:r>
-        <w:t xml:space="preserve"> (needed if portal sign-in uses Google): </w:t>
+        <w:t xml:space="preserve"> (needed if sign-in uses Google): </w:t>
       </w:r>
       <w:r>
         <w:t xml:space="preserve">☐ </w:t>
@@ -2157,6 +5078,44 @@
     </w:p>
     <w:p>
       <w:pPr>
+        <w:spacing w:after="60"/>
+        <w:ind w:left="288"/>
+      </w:pPr>
+      <w:r>
+        <w:t xml:space="preserve">•  </w:t>
+      </w:r>
+      <w:r>
+        <w:rPr>
+          <w:b/>
+          <w:color w:val="14233F"/>
+        </w:rPr>
+        <w:t>Code prefix</w:t>
+      </w:r>
+      <w:r>
+        <w:t xml:space="preserve"> (technical, optional — 2 to 10 lowercase letters used inside the site's code and database, e.g. </w:t>
+      </w:r>
+      <w:r>
+        <w:rPr>
+          <w:rFonts w:ascii="Consolas" w:hAnsi="Consolas"/>
+          <w:sz w:val="19"/>
+        </w:rPr>
+        <w:t>gcmt</w:t>
+      </w:r>
+      <w:r>
+        <w:t xml:space="preserve">): </w:t>
+      </w:r>
+      <w:r>
+        <w:rPr>
+          <w:u w:val="single"/>
+        </w:rPr>
+        <w:t xml:space="preserve">                          </w:t>
+      </w:r>
+      <w:r>
+        <w:t xml:space="preserve">   Leave blank and one will be suggested from your short name.</w:t>
+      </w:r>
+    </w:p>
+    <w:p>
+      <w:pPr>
         <w:spacing w:before="240" w:after="80"/>
         <w:pBdr>
           <w:bottom w:val="single" w:sz="10" w:space="4" w:color="b8912e"/>
@@ -2168,7 +5127,7 @@
           <w:color w:val="14233F"/>
           <w:sz w:val="27"/>
         </w:rPr>
-        <w:t>8. Constraints &amp; preferences</w:t>
+        <w:t>13. Constraints, security &amp; handover</w:t>
       </w:r>
     </w:p>
     <w:p>
@@ -2218,14 +5177,36 @@
         <w:ind w:left="288"/>
       </w:pPr>
       <w:r>
-        <w:t xml:space="preserve">•  </w:t>
+        <w:t xml:space="preserve">☐ </w:t>
+      </w:r>
+      <w:r>
+        <w:t xml:space="preserve"> </w:t>
       </w:r>
       <w:r>
         <w:rPr>
           <w:b/>
           <w:color w:val="14233F"/>
         </w:rPr>
-        <w:t>Accessibility / responsive:</w:t>
+        <w:t>No paid SMS / WhatsApp Business API</w:t>
+      </w:r>
+      <w:r>
+        <w:t xml:space="preserve"> (use email, in-app notices and private links instead)</w:t>
+      </w:r>
+    </w:p>
+    <w:p>
+      <w:pPr>
+        <w:spacing w:after="60"/>
+        <w:ind w:left="288"/>
+      </w:pPr>
+      <w:r>
+        <w:t xml:space="preserve">•  </w:t>
+      </w:r>
+      <w:r>
+        <w:rPr>
+          <w:b/>
+          <w:color w:val="14233F"/>
+        </w:rPr>
+        <w:t>Security expectations:</w:t>
       </w:r>
       <w:r>
         <w:t xml:space="preserve"> </w:t>
@@ -2234,19 +5215,114 @@
         <w:t xml:space="preserve">☐ </w:t>
       </w:r>
       <w:r>
-        <w:t xml:space="preserve"> Must work well on phones  </w:t>
+        <w:t xml:space="preserve"> Lock out repeated wrong logins  </w:t>
       </w:r>
       <w:r>
         <w:t xml:space="preserve">☐ </w:t>
       </w:r>
       <w:r>
-        <w:t xml:space="preserve"> Screen-reader friendly  </w:t>
+        <w:t xml:space="preserve"> Staff must change default passcodes at handover  </w:t>
       </w:r>
       <w:r>
         <w:t xml:space="preserve">☐ </w:t>
       </w:r>
       <w:r>
-        <w:t xml:space="preserve"> Both (recommended)</w:t>
+        <w:t xml:space="preserve"> Uploaded documents never publicly reachable  </w:t>
+      </w:r>
+      <w:r>
+        <w:t xml:space="preserve">☐ </w:t>
+      </w:r>
+      <w:r>
+        <w:t xml:space="preserve"> Regular backups (who keeps them? </w:t>
+      </w:r>
+      <w:r>
+        <w:rPr>
+          <w:u w:val="single"/>
+        </w:rPr>
+        <w:t xml:space="preserve">                          </w:t>
+      </w:r>
+      <w:r>
+        <w:t xml:space="preserve"> )</w:t>
+      </w:r>
+    </w:p>
+    <w:p>
+      <w:pPr>
+        <w:spacing w:after="60"/>
+        <w:ind w:left="288"/>
+      </w:pPr>
+      <w:r>
+        <w:t xml:space="preserve">•  </w:t>
+      </w:r>
+      <w:r>
+        <w:rPr>
+          <w:b/>
+          <w:color w:val="14233F"/>
+        </w:rPr>
+        <w:t>Handover:</w:t>
+      </w:r>
+      <w:r>
+        <w:t xml:space="preserve"> </w:t>
+      </w:r>
+      <w:r>
+        <w:t xml:space="preserve">☐ </w:t>
+      </w:r>
+      <w:r>
+        <w:t xml:space="preserve"> Written operations guide for staff (who publishes what, where)  </w:t>
+      </w:r>
+      <w:r>
+        <w:t xml:space="preserve">☐ </w:t>
+      </w:r>
+      <w:r>
+        <w:t xml:space="preserve"> Technical handover document  </w:t>
+      </w:r>
+      <w:r>
+        <w:t xml:space="preserve">☐ </w:t>
+      </w:r>
+      <w:r>
+        <w:t xml:space="preserve"> Training session(s): how many </w:t>
+      </w:r>
+      <w:r>
+        <w:rPr>
+          <w:u w:val="single"/>
+        </w:rPr>
+        <w:t xml:space="preserve">                          </w:t>
+      </w:r>
+    </w:p>
+    <w:p>
+      <w:pPr>
+        <w:spacing w:after="60"/>
+        <w:ind w:left="288"/>
+      </w:pPr>
+      <w:r>
+        <w:t xml:space="preserve">•  </w:t>
+      </w:r>
+      <w:r>
+        <w:rPr>
+          <w:b/>
+          <w:color w:val="14233F"/>
+        </w:rPr>
+        <w:t>Where should the source code be kept?</w:t>
+      </w:r>
+      <w:r>
+        <w:t xml:space="preserve"> </w:t>
+      </w:r>
+      <w:r>
+        <w:t xml:space="preserve">☐ </w:t>
+      </w:r>
+      <w:r>
+        <w:t xml:space="preserve"> Private GitHub account owned by the institution  </w:t>
+      </w:r>
+      <w:r>
+        <w:t xml:space="preserve">☐ </w:t>
+      </w:r>
+      <w:r>
+        <w:t xml:space="preserve"> With the webmaster  </w:t>
+      </w:r>
+      <w:r>
+        <w:t xml:space="preserve">☐ </w:t>
+      </w:r>
+      <w:r>
+        <w:t xml:space="preserve"> Not sure</w:t>
       </w:r>
     </w:p>
     <w:p>
@@ -2273,6 +5349,25 @@
         </w:rPr>
         <w:t xml:space="preserve">                          </w:t>
       </w:r>
+      <w:r>
+        <w:t xml:space="preserve">   </w:t>
+      </w:r>
+      <w:r>
+        <w:rPr>
+          <w:b/>
+          <w:color w:val="14233F"/>
+        </w:rPr>
+        <w:t>Admission season to be ready for:</w:t>
+      </w:r>
+      <w:r>
+        <w:t xml:space="preserve"> </w:t>
+      </w:r>
+      <w:r>
+        <w:rPr>
+          <w:u w:val="single"/>
+        </w:rPr>
+        <w:t xml:space="preserve">                          </w:t>
+      </w:r>
     </w:p>
     <w:p>
       <w:pPr>
@@ -2312,7 +5407,7 @@
           <w:color w:val="14233F"/>
           <w:sz w:val="27"/>
         </w:rPr>
-        <w:t>9. Assets checklist (what you can provide, and when)</w:t>
+        <w:t>14. Assets checklist (what you can provide, and when)</w:t>
       </w:r>
     </w:p>
     <w:p>
@@ -2420,6 +5515,15 @@
       </w:r>
     </w:p>
     <w:p>
+      <w:r>
+        <w:rPr>
+          <w:b/>
+          <w:color w:val="14233F"/>
+        </w:rPr>
+        <w:t>Public site</w:t>
+      </w:r>
+    </w:p>
+    <w:p>
       <w:pPr>
         <w:spacing w:after="60"/>
         <w:ind w:left="288"/>
@@ -2452,7 +5556,7 @@
         <w:t xml:space="preserve">☐ </w:t>
       </w:r>
       <w:r>
-        <w:t xml:space="preserve"> Department banners or artwork</w:t>
+        <w:t xml:space="preserve"> Historical photos / founding documents</w:t>
       </w:r>
     </w:p>
     <w:p>
@@ -2464,7 +5568,7 @@
         <w:t xml:space="preserve">☐ </w:t>
       </w:r>
       <w:r>
-        <w:t xml:space="preserve"> Faculty photos (per person)</w:t>
+        <w:t xml:space="preserve"> Department banners or artwork</w:t>
       </w:r>
     </w:p>
     <w:p>
@@ -2476,7 +5580,19 @@
         <w:t xml:space="preserve">☐ </w:t>
       </w:r>
       <w:r>
-        <w:t xml:space="preserve"> Faculty/staff lists (names, designations, subjects) — format: </w:t>
+        <w:t xml:space="preserve"> Faculty photos (per person, named as the person)</w:t>
+      </w:r>
+    </w:p>
+    <w:p>
+      <w:pPr>
+        <w:spacing w:after="60"/>
+        <w:ind w:left="288"/>
+      </w:pPr>
+      <w:r>
+        <w:t xml:space="preserve">☐ </w:t>
+      </w:r>
+      <w:r>
+        <w:t xml:space="preserve"> Faculty/staff lists (names, designations, subjects, emails) — format: </w:t>
       </w:r>
       <w:r>
         <w:rPr>
@@ -2494,7 +5610,7 @@
         <w:t xml:space="preserve">☐ </w:t>
       </w:r>
       <w:r>
-        <w:t xml:space="preserve"> Prospectus / fee schedule / programme details</w:t>
+        <w:t xml:space="preserve"> Department profiles + scheme of studies per programme</w:t>
       </w:r>
     </w:p>
     <w:p>
@@ -2506,7 +5622,7 @@
         <w:t xml:space="preserve">☐ </w:t>
       </w:r>
       <w:r>
-        <w:t xml:space="preserve"> Admission form(s) (PDF) or the exact document checklist</w:t>
+        <w:t xml:space="preserve"> Prospectus / fee schedule / programme details</w:t>
       </w:r>
     </w:p>
     <w:p>
@@ -2518,7 +5634,7 @@
         <w:t xml:space="preserve">☐ </w:t>
       </w:r>
       <w:r>
-        <w:t xml:space="preserve"> Existing content/copy for About, departments, etc.</w:t>
+        <w:t xml:space="preserve"> Admission form(s) (PDF) or the exact document checklist</w:t>
       </w:r>
     </w:p>
     <w:p>
@@ -2530,7 +5646,7 @@
         <w:t xml:space="preserve">☐ </w:t>
       </w:r>
       <w:r>
-        <w:t xml:space="preserve"> Gallery photos</w:t>
+        <w:t xml:space="preserve"> Existing content/copy for About, departments, etc.</w:t>
       </w:r>
     </w:p>
     <w:p>
@@ -2542,7 +5658,169 @@
         <w:t xml:space="preserve">☐ </w:t>
       </w:r>
       <w:r>
+        <w:t xml:space="preserve"> Gallery photos</w:t>
+      </w:r>
+    </w:p>
+    <w:p>
+      <w:pPr>
+        <w:spacing w:after="60"/>
+        <w:ind w:left="288"/>
+      </w:pPr>
+      <w:r>
+        <w:t xml:space="preserve">☐ </w:t>
+      </w:r>
+      <w:r>
         <w:t xml:space="preserve"> Downloadable documents (date sheets, past papers, results)</w:t>
+      </w:r>
+    </w:p>
+    <w:p>
+      <w:r>
+        <w:rPr>
+          <w:b/>
+          <w:color w:val="14233F"/>
+        </w:rPr>
+        <w:t>Portal &amp; operations</w:t>
+      </w:r>
+      <w:r>
+        <w:t xml:space="preserve"> (only if §7 is ticked — never include passwords)</w:t>
+      </w:r>
+    </w:p>
+    <w:p>
+      <w:pPr>
+        <w:spacing w:after="60"/>
+        <w:ind w:left="288"/>
+      </w:pPr>
+      <w:r>
+        <w:t xml:space="preserve">☐ </w:t>
+      </w:r>
+      <w:r>
+        <w:t xml:space="preserve"> Student lists (registration no., name, programme, section) — format: </w:t>
+      </w:r>
+      <w:r>
+        <w:rPr>
+          <w:u w:val="single"/>
+        </w:rPr>
+        <w:t xml:space="preserve">                          </w:t>
+      </w:r>
+    </w:p>
+    <w:p>
+      <w:pPr>
+        <w:spacing w:after="60"/>
+        <w:ind w:left="288"/>
+      </w:pPr>
+      <w:r>
+        <w:t xml:space="preserve">☐ </w:t>
+      </w:r>
+      <w:r>
+        <w:t xml:space="preserve"> Guardian names + mobile numbers</w:t>
+      </w:r>
+    </w:p>
+    <w:p>
+      <w:pPr>
+        <w:spacing w:after="60"/>
+        <w:ind w:left="288"/>
+      </w:pPr>
+      <w:r>
+        <w:t xml:space="preserve">☐ </w:t>
+      </w:r>
+      <w:r>
+        <w:t xml:space="preserve"> Section enrollments for the current term</w:t>
+      </w:r>
+    </w:p>
+    <w:p>
+      <w:pPr>
+        <w:spacing w:after="60"/>
+        <w:ind w:left="288"/>
+      </w:pPr>
+      <w:r>
+        <w:t xml:space="preserve">☐ </w:t>
+      </w:r>
+      <w:r>
+        <w:t xml:space="preserve"> Course offerings / teacher allotments</w:t>
+      </w:r>
+    </w:p>
+    <w:p>
+      <w:pPr>
+        <w:spacing w:after="60"/>
+        <w:ind w:left="288"/>
+      </w:pPr>
+      <w:r>
+        <w:t xml:space="preserve">☐ </w:t>
+      </w:r>
+      <w:r>
+        <w:t xml:space="preserve"> Current timetable (per section / per teacher)</w:t>
+      </w:r>
+    </w:p>
+    <w:p>
+      <w:r>
+        <w:rPr>
+          <w:b/>
+          <w:color w:val="14233F"/>
+        </w:rPr>
+        <w:t>Directorates</w:t>
+      </w:r>
+      <w:r>
+        <w:t xml:space="preserve"> (only if §9 is ticked)</w:t>
+      </w:r>
+    </w:p>
+    <w:p>
+      <w:pPr>
+        <w:spacing w:after="60"/>
+        <w:ind w:left="288"/>
+      </w:pPr>
+      <w:r>
+        <w:t xml:space="preserve">☐ </w:t>
+      </w:r>
+      <w:r>
+        <w:t xml:space="preserve"> Society list, cabinet members, upcoming events</w:t>
+      </w:r>
+    </w:p>
+    <w:p>
+      <w:pPr>
+        <w:spacing w:after="60"/>
+        <w:ind w:left="288"/>
+      </w:pPr>
+      <w:r>
+        <w:t xml:space="preserve">☐ </w:t>
+      </w:r>
+      <w:r>
+        <w:t xml:space="preserve"> Sports disciplines and events</w:t>
+      </w:r>
+    </w:p>
+    <w:p>
+      <w:pPr>
+        <w:spacing w:after="60"/>
+        <w:ind w:left="288"/>
+      </w:pPr>
+      <w:r>
+        <w:t xml:space="preserve">☐ </w:t>
+      </w:r>
+      <w:r>
+        <w:t xml:space="preserve"> Hostel blocks, rooms, beds, fee, and hostel rules</w:t>
+      </w:r>
+    </w:p>
+    <w:p>
+      <w:pPr>
+        <w:spacing w:after="60"/>
+        <w:ind w:left="288"/>
+      </w:pPr>
+      <w:r>
+        <w:t xml:space="preserve">☐ </w:t>
+      </w:r>
+      <w:r>
+        <w:t xml:space="preserve"> QEC questionnaire (if not the HEC standard) and SAR documents</w:t>
+      </w:r>
+    </w:p>
+    <w:p>
+      <w:pPr>
+        <w:spacing w:after="60"/>
+        <w:ind w:left="288"/>
+      </w:pPr>
+      <w:r>
+        <w:t xml:space="preserve">☐ </w:t>
+      </w:r>
+      <w:r>
+        <w:t xml:space="preserve"> Journal name, editorial board, author guidelines</w:t>
       </w:r>
     </w:p>
     <w:p>
@@ -2558,7 +5836,7 @@
           <w:color w:val="14233F"/>
           <w:sz w:val="27"/>
         </w:rPr>
-        <w:t>10. Anything else</w:t>
+        <w:t>15. Anything else</w:t>
       </w:r>
     </w:p>
     <w:p>
